--- a/lessons/5-7/downloads/reveal/5.7-session-1-practice-form-a.docx
+++ b/lessons/5-7/downloads/reveal/5.7-session-1-practice-form-a.docx
@@ -15,7 +15,7 @@
         <w:rPr>
           <w:rFonts w:ascii="Avenir Next" w:hAnsi="Avenir Next" w:cs="Avenir Next" w:eastAsia="Avenir Next"/>
           <w:color w:val="1A1A1A"/>
-          <w:sz w:val="20"/>
+          <w:sz w:val="22"/>
           <w:szCs w:val="20"/>
         </w:rPr>
         <w:t xml:space="preserve">Name</w:t>
@@ -33,7 +33,7 @@
         <w:rPr>
           <w:rFonts w:ascii="Avenir Next" w:hAnsi="Avenir Next" w:cs="Avenir Next" w:eastAsia="Avenir Next"/>
           <w:color w:val="1A1A1A"/>
-          <w:sz w:val="20"/>
+          <w:sz w:val="22"/>
           <w:szCs w:val="20"/>
         </w:rPr>
         <w:t xml:space="preserve">   Date</w:t>
@@ -51,7 +51,7 @@
         <w:rPr>
           <w:rFonts w:ascii="Avenir Next" w:hAnsi="Avenir Next" w:cs="Avenir Next" w:eastAsia="Avenir Next"/>
           <w:color w:val="1A1A1A"/>
-          <w:sz w:val="20"/>
+          <w:sz w:val="22"/>
           <w:szCs w:val="20"/>
         </w:rPr>
         <w:t xml:space="preserve">   Period</w:t>
@@ -78,7 +78,7 @@
           <w:caps/>
           <w:color w:val="003A70"/>
           <w:spacing w:val="12"/>
-          <w:sz w:val="19"/>
+          <w:sz w:val="22"/>
           <w:szCs w:val="19"/>
         </w:rPr>
         <w:t xml:space="preserve">Lesson 5-7  ·  Session 1  ·  Practice  ·  Form A</w:t>
@@ -86,6 +86,7 @@
     </w:p>
     <w:p>
       <w:pPr>
+        <w:pStyle w:val="Heading1"/>
         <w:keepNext/>
         <w:spacing w:before="0" w:after="10" w:line="240" w:lineRule="auto"/>
       </w:pPr>
@@ -111,7 +112,7 @@
         <w:rPr>
           <w:rFonts w:ascii="Avenir Next" w:hAnsi="Avenir Next" w:cs="Avenir Next" w:eastAsia="Avenir Next"/>
           <w:color w:val="5A5F66"/>
-          <w:sz w:val="17"/>
+          <w:sz w:val="22"/>
           <w:szCs w:val="17"/>
         </w:rPr>
         <w:t xml:space="preserve">Learning target — I can find the surface area of a rectangular prism by adding the areas of its six faces.</w:t>
@@ -128,7 +129,7 @@
     </w:p>
     <w:p>
       <w:pPr>
-        <w:spacing w:before="0" w:after="0" w:line="60" w:lineRule="auto"/>
+        <w:spacing w:before="0" w:after="0" w:line="50" w:lineRule="exact"/>
       </w:pPr>
     </w:p>
     <w:tbl>
@@ -167,6 +168,7 @@
           </w:tcPr>
           <w:p>
             <w:pPr>
+              <w:pStyle w:val="Heading2"/>
               <w:spacing w:before="0" w:after="40" w:line="264" w:lineRule="auto"/>
             </w:pPr>
             <w:r>
@@ -194,54 +196,54 @@
                 <w:rFonts w:ascii="Avenir Next" w:hAnsi="Avenir Next" w:cs="Avenir Next" w:eastAsia="Avenir Next"/>
                 <w:b/>
                 <w:color w:val="003A70"/>
+                <w:sz w:val="22"/>
+                <w:szCs w:val="18"/>
+              </w:rPr>
+              <w:t xml:space="preserve">•</w:t>
+            </w:r>
+            <w:r>
+              <w:rPr>
+                <w:rFonts w:ascii="Avenir Next" w:hAnsi="Avenir Next" w:cs="Avenir Next" w:eastAsia="Avenir Next"/>
+                <w:color w:val="1A1A1A"/>
                 <w:sz w:val="18"/>
                 <w:szCs w:val="18"/>
               </w:rPr>
-              <w:t xml:space="preserve">•</w:t>
-            </w:r>
-            <w:r>
-              <w:rPr>
-                <w:rFonts w:ascii="Avenir Next" w:hAnsi="Avenir Next" w:cs="Avenir Next" w:eastAsia="Avenir Next"/>
-                <w:color w:val="1A1A1A"/>
-                <w:sz w:val="18"/>
+              <w:tab/>
+            </w:r>
+            <w:r>
+              <w:rPr>
+                <w:rFonts w:ascii="Avenir Next" w:hAnsi="Avenir Next" w:cs="Avenir Next" w:eastAsia="Avenir Next"/>
+                <w:b/>
+                <w:color w:val="1A1A1A"/>
+                <w:sz w:val="22"/>
                 <w:szCs w:val="18"/>
               </w:rPr>
-              <w:tab/>
-            </w:r>
-            <w:r>
-              <w:rPr>
-                <w:rFonts w:ascii="Avenir Next" w:hAnsi="Avenir Next" w:cs="Avenir Next" w:eastAsia="Avenir Next"/>
-                <w:b/>
-                <w:color w:val="1A1A1A"/>
-                <w:sz w:val="18"/>
+              <w:t xml:space="preserve">Surface area</w:t>
+            </w:r>
+            <w:r>
+              <w:rPr>
+                <w:rFonts w:ascii="Avenir Next" w:hAnsi="Avenir Next" w:cs="Avenir Next" w:eastAsia="Avenir Next"/>
+                <w:color w:val="1A1A1A"/>
+                <w:sz w:val="22"/>
                 <w:szCs w:val="18"/>
               </w:rPr>
-              <w:t xml:space="preserve">Surface area</w:t>
-            </w:r>
-            <w:r>
-              <w:rPr>
-                <w:rFonts w:ascii="Avenir Next" w:hAnsi="Avenir Next" w:cs="Avenir Next" w:eastAsia="Avenir Next"/>
-                <w:color w:val="1A1A1A"/>
-                <w:sz w:val="18"/>
+              <w:t xml:space="preserve"> is the total area of all the faces, in </w:t>
+            </w:r>
+            <w:r>
+              <w:rPr>
+                <w:rFonts w:ascii="Avenir Next" w:hAnsi="Avenir Next" w:cs="Avenir Next" w:eastAsia="Avenir Next"/>
+                <w:b/>
+                <w:color w:val="1A1A1A"/>
+                <w:sz w:val="22"/>
                 <w:szCs w:val="18"/>
               </w:rPr>
-              <w:t xml:space="preserve"> is the total area of all the faces, in </w:t>
-            </w:r>
-            <w:r>
-              <w:rPr>
-                <w:rFonts w:ascii="Avenir Next" w:hAnsi="Avenir Next" w:cs="Avenir Next" w:eastAsia="Avenir Next"/>
-                <w:b/>
-                <w:color w:val="1A1A1A"/>
-                <w:sz w:val="18"/>
-                <w:szCs w:val="18"/>
-              </w:rPr>
               <w:t xml:space="preserve">square units</w:t>
             </w:r>
             <w:r>
               <w:rPr>
                 <w:rFonts w:ascii="Avenir Next" w:hAnsi="Avenir Next" w:cs="Avenir Next" w:eastAsia="Avenir Next"/>
                 <w:color w:val="1A1A1A"/>
-                <w:sz w:val="18"/>
+                <w:sz w:val="22"/>
                 <w:szCs w:val="18"/>
               </w:rPr>
               <w:t xml:space="preserve">.</w:t>
@@ -260,63 +262,63 @@
                 <w:rFonts w:ascii="Avenir Next" w:hAnsi="Avenir Next" w:cs="Avenir Next" w:eastAsia="Avenir Next"/>
                 <w:b/>
                 <w:color w:val="003A70"/>
+                <w:sz w:val="22"/>
+                <w:szCs w:val="18"/>
+              </w:rPr>
+              <w:t xml:space="preserve">•</w:t>
+            </w:r>
+            <w:r>
+              <w:rPr>
+                <w:rFonts w:ascii="Avenir Next" w:hAnsi="Avenir Next" w:cs="Avenir Next" w:eastAsia="Avenir Next"/>
+                <w:color w:val="1A1A1A"/>
                 <w:sz w:val="18"/>
                 <w:szCs w:val="18"/>
               </w:rPr>
-              <w:t xml:space="preserve">•</w:t>
-            </w:r>
-            <w:r>
-              <w:rPr>
-                <w:rFonts w:ascii="Avenir Next" w:hAnsi="Avenir Next" w:cs="Avenir Next" w:eastAsia="Avenir Next"/>
-                <w:color w:val="1A1A1A"/>
-                <w:sz w:val="18"/>
+              <w:tab/>
+            </w:r>
+            <w:r>
+              <w:rPr>
+                <w:rFonts w:ascii="Avenir Next" w:hAnsi="Avenir Next" w:cs="Avenir Next" w:eastAsia="Avenir Next"/>
+                <w:color w:val="1A1A1A"/>
+                <w:sz w:val="22"/>
                 <w:szCs w:val="18"/>
               </w:rPr>
-              <w:tab/>
-            </w:r>
-            <w:r>
-              <w:rPr>
-                <w:rFonts w:ascii="Avenir Next" w:hAnsi="Avenir Next" w:cs="Avenir Next" w:eastAsia="Avenir Next"/>
-                <w:color w:val="1A1A1A"/>
-                <w:sz w:val="18"/>
+              <w:t xml:space="preserve">A rectangular prism has </w:t>
+            </w:r>
+            <w:r>
+              <w:rPr>
+                <w:rFonts w:ascii="Avenir Next" w:hAnsi="Avenir Next" w:cs="Avenir Next" w:eastAsia="Avenir Next"/>
+                <w:b/>
+                <w:color w:val="1A1A1A"/>
+                <w:sz w:val="22"/>
                 <w:szCs w:val="18"/>
               </w:rPr>
-              <w:t xml:space="preserve">A rectangular prism has </w:t>
-            </w:r>
-            <w:r>
-              <w:rPr>
-                <w:rFonts w:ascii="Avenir Next" w:hAnsi="Avenir Next" w:cs="Avenir Next" w:eastAsia="Avenir Next"/>
-                <w:b/>
-                <w:color w:val="1A1A1A"/>
-                <w:sz w:val="18"/>
+              <w:t xml:space="preserve">3 pairs</w:t>
+            </w:r>
+            <w:r>
+              <w:rPr>
+                <w:rFonts w:ascii="Avenir Next" w:hAnsi="Avenir Next" w:cs="Avenir Next" w:eastAsia="Avenir Next"/>
+                <w:color w:val="1A1A1A"/>
+                <w:sz w:val="22"/>
                 <w:szCs w:val="18"/>
               </w:rPr>
-              <w:t xml:space="preserve">3 pairs</w:t>
-            </w:r>
-            <w:r>
-              <w:rPr>
-                <w:rFonts w:ascii="Avenir Next" w:hAnsi="Avenir Next" w:cs="Avenir Next" w:eastAsia="Avenir Next"/>
-                <w:color w:val="1A1A1A"/>
-                <w:sz w:val="18"/>
+              <w:t xml:space="preserve"> of matching faces: </w:t>
+            </w:r>
+            <w:r>
+              <w:rPr>
+                <w:rFonts w:ascii="Avenir Next" w:hAnsi="Avenir Next" w:cs="Avenir Next" w:eastAsia="Avenir Next"/>
+                <w:b/>
+                <w:color w:val="1A1A1A"/>
+                <w:sz w:val="22"/>
                 <w:szCs w:val="18"/>
               </w:rPr>
-              <w:t xml:space="preserve"> of matching faces: </w:t>
-            </w:r>
-            <w:r>
-              <w:rPr>
-                <w:rFonts w:ascii="Avenir Next" w:hAnsi="Avenir Next" w:cs="Avenir Next" w:eastAsia="Avenir Next"/>
-                <w:b/>
-                <w:color w:val="1A1A1A"/>
-                <w:sz w:val="18"/>
-                <w:szCs w:val="18"/>
-              </w:rPr>
               <w:t xml:space="preserve">SA = 2lw + 2lh + 2wh</w:t>
             </w:r>
             <w:r>
               <w:rPr>
                 <w:rFonts w:ascii="Avenir Next" w:hAnsi="Avenir Next" w:cs="Avenir Next" w:eastAsia="Avenir Next"/>
                 <w:color w:val="1A1A1A"/>
-                <w:sz w:val="18"/>
+                <w:sz w:val="22"/>
                 <w:szCs w:val="18"/>
               </w:rPr>
               <w:t xml:space="preserve">.</w:t>
@@ -335,25 +337,25 @@
                 <w:rFonts w:ascii="Avenir Next" w:hAnsi="Avenir Next" w:cs="Avenir Next" w:eastAsia="Avenir Next"/>
                 <w:b/>
                 <w:color w:val="003A70"/>
+                <w:sz w:val="22"/>
+                <w:szCs w:val="18"/>
+              </w:rPr>
+              <w:t xml:space="preserve">•</w:t>
+            </w:r>
+            <w:r>
+              <w:rPr>
+                <w:rFonts w:ascii="Avenir Next" w:hAnsi="Avenir Next" w:cs="Avenir Next" w:eastAsia="Avenir Next"/>
+                <w:color w:val="1A1A1A"/>
                 <w:sz w:val="18"/>
                 <w:szCs w:val="18"/>
               </w:rPr>
-              <w:t xml:space="preserve">•</w:t>
-            </w:r>
-            <w:r>
-              <w:rPr>
-                <w:rFonts w:ascii="Avenir Next" w:hAnsi="Avenir Next" w:cs="Avenir Next" w:eastAsia="Avenir Next"/>
-                <w:color w:val="1A1A1A"/>
-                <w:sz w:val="18"/>
-                <w:szCs w:val="18"/>
-              </w:rPr>
               <w:tab/>
             </w:r>
             <w:r>
               <w:rPr>
                 <w:rFonts w:ascii="Avenir Next" w:hAnsi="Avenir Next" w:cs="Avenir Next" w:eastAsia="Avenir Next"/>
                 <w:color w:val="1A1A1A"/>
-                <w:sz w:val="18"/>
+                <w:sz w:val="22"/>
                 <w:szCs w:val="18"/>
               </w:rPr>
               <w:t xml:space="preserve">A cube has 6 matching faces: SA = 6 × (edge × edge). Open top? Leave that face out.</w:t>
@@ -368,6 +370,7 @@
           </w:tcPr>
           <w:p>
             <w:pPr>
+              <w:pStyle w:val="Heading2"/>
               <w:spacing w:before="0" w:after="40" w:line="264" w:lineRule="auto"/>
             </w:pPr>
             <w:r>
@@ -390,7 +393,7 @@
               <w:rPr>
                 <w:rFonts w:ascii="Avenir Next" w:hAnsi="Avenir Next" w:cs="Avenir Next" w:eastAsia="Avenir Next"/>
                 <w:color w:val="1A1A1A"/>
-                <w:sz w:val="17"/>
+                <w:sz w:val="22"/>
                 <w:szCs w:val="17"/>
               </w:rPr>
               <w:t xml:space="preserve">A closed box is 6 cm × 4 cm × 3 cm.</w:t>
@@ -409,25 +412,25 @@
                 <w:rFonts w:ascii="Avenir Next" w:hAnsi="Avenir Next" w:cs="Avenir Next" w:eastAsia="Avenir Next"/>
                 <w:b/>
                 <w:color w:val="003A70"/>
+                <w:sz w:val="22"/>
+                <w:szCs w:val="17"/>
+              </w:rPr>
+              <w:t xml:space="preserve">Step 1</w:t>
+            </w:r>
+            <w:r>
+              <w:rPr>
+                <w:rFonts w:ascii="Avenir Next" w:hAnsi="Avenir Next" w:cs="Avenir Next" w:eastAsia="Avenir Next"/>
+                <w:color w:val="1A1A1A"/>
                 <w:sz w:val="17"/>
                 <w:szCs w:val="17"/>
               </w:rPr>
-              <w:t xml:space="preserve">Step 1</w:t>
-            </w:r>
-            <w:r>
-              <w:rPr>
-                <w:rFonts w:ascii="Avenir Next" w:hAnsi="Avenir Next" w:cs="Avenir Next" w:eastAsia="Avenir Next"/>
-                <w:color w:val="1A1A1A"/>
-                <w:sz w:val="17"/>
-                <w:szCs w:val="17"/>
-              </w:rPr>
               <w:tab/>
             </w:r>
             <w:r>
               <w:rPr>
                 <w:rFonts w:ascii="Avenir Next" w:hAnsi="Avenir Next" w:cs="Avenir Next" w:eastAsia="Avenir Next"/>
                 <w:color w:val="1A1A1A"/>
-                <w:sz w:val="17"/>
+                <w:sz w:val="22"/>
                 <w:szCs w:val="17"/>
               </w:rPr>
               <w:t xml:space="preserve">Faces: 6 × 4 = 24, 6 × 3 = 18, 4 × 3 = 12.</w:t>
@@ -446,25 +449,25 @@
                 <w:rFonts w:ascii="Avenir Next" w:hAnsi="Avenir Next" w:cs="Avenir Next" w:eastAsia="Avenir Next"/>
                 <w:b/>
                 <w:color w:val="003A70"/>
+                <w:sz w:val="22"/>
+                <w:szCs w:val="17"/>
+              </w:rPr>
+              <w:t xml:space="preserve">Step 2</w:t>
+            </w:r>
+            <w:r>
+              <w:rPr>
+                <w:rFonts w:ascii="Avenir Next" w:hAnsi="Avenir Next" w:cs="Avenir Next" w:eastAsia="Avenir Next"/>
+                <w:color w:val="1A1A1A"/>
                 <w:sz w:val="17"/>
                 <w:szCs w:val="17"/>
               </w:rPr>
-              <w:t xml:space="preserve">Step 2</w:t>
-            </w:r>
-            <w:r>
-              <w:rPr>
-                <w:rFonts w:ascii="Avenir Next" w:hAnsi="Avenir Next" w:cs="Avenir Next" w:eastAsia="Avenir Next"/>
-                <w:color w:val="1A1A1A"/>
-                <w:sz w:val="17"/>
-                <w:szCs w:val="17"/>
-              </w:rPr>
               <w:tab/>
             </w:r>
             <w:r>
               <w:rPr>
                 <w:rFonts w:ascii="Avenir Next" w:hAnsi="Avenir Next" w:cs="Avenir Next" w:eastAsia="Avenir Next"/>
                 <w:color w:val="1A1A1A"/>
-                <w:sz w:val="17"/>
+                <w:sz w:val="22"/>
                 <w:szCs w:val="17"/>
               </w:rPr>
               <w:t xml:space="preserve">Double each: 48, 36, 24.</w:t>
@@ -483,25 +486,25 @@
                 <w:rFonts w:ascii="Avenir Next" w:hAnsi="Avenir Next" w:cs="Avenir Next" w:eastAsia="Avenir Next"/>
                 <w:b/>
                 <w:color w:val="003A70"/>
+                <w:sz w:val="22"/>
+                <w:szCs w:val="17"/>
+              </w:rPr>
+              <w:t xml:space="preserve">Step 3</w:t>
+            </w:r>
+            <w:r>
+              <w:rPr>
+                <w:rFonts w:ascii="Avenir Next" w:hAnsi="Avenir Next" w:cs="Avenir Next" w:eastAsia="Avenir Next"/>
+                <w:color w:val="1A1A1A"/>
                 <w:sz w:val="17"/>
                 <w:szCs w:val="17"/>
               </w:rPr>
-              <w:t xml:space="preserve">Step 3</w:t>
-            </w:r>
-            <w:r>
-              <w:rPr>
-                <w:rFonts w:ascii="Avenir Next" w:hAnsi="Avenir Next" w:cs="Avenir Next" w:eastAsia="Avenir Next"/>
-                <w:color w:val="1A1A1A"/>
-                <w:sz w:val="17"/>
-                <w:szCs w:val="17"/>
-              </w:rPr>
               <w:tab/>
             </w:r>
             <w:r>
               <w:rPr>
                 <w:rFonts w:ascii="Avenir Next" w:hAnsi="Avenir Next" w:cs="Avenir Next" w:eastAsia="Avenir Next"/>
                 <w:color w:val="1A1A1A"/>
-                <w:sz w:val="17"/>
+                <w:sz w:val="22"/>
                 <w:szCs w:val="17"/>
               </w:rPr>
               <w:t xml:space="preserve">Add: 48 + 36 + 24 = 108.</w:t>
@@ -520,18 +523,18 @@
                 <w:rFonts w:ascii="Avenir Next" w:hAnsi="Avenir Next" w:cs="Avenir Next" w:eastAsia="Avenir Next"/>
                 <w:b/>
                 <w:color w:val="1A1A1A"/>
+                <w:sz w:val="22"/>
+                <w:szCs w:val="17"/>
+              </w:rPr>
+              <w:t xml:space="preserve">Answer</w:t>
+            </w:r>
+            <w:r>
+              <w:rPr>
+                <w:rFonts w:ascii="Avenir Next" w:hAnsi="Avenir Next" w:cs="Avenir Next" w:eastAsia="Avenir Next"/>
+                <w:color w:val="1A1A1A"/>
                 <w:sz w:val="17"/>
                 <w:szCs w:val="17"/>
               </w:rPr>
-              <w:t xml:space="preserve">Answer</w:t>
-            </w:r>
-            <w:r>
-              <w:rPr>
-                <w:rFonts w:ascii="Avenir Next" w:hAnsi="Avenir Next" w:cs="Avenir Next" w:eastAsia="Avenir Next"/>
-                <w:color w:val="1A1A1A"/>
-                <w:sz w:val="17"/>
-                <w:szCs w:val="17"/>
-              </w:rPr>
               <w:tab/>
             </w:r>
             <w:r>
@@ -539,7 +542,7 @@
                 <w:rFonts w:ascii="Avenir Next" w:hAnsi="Avenir Next" w:cs="Avenir Next" w:eastAsia="Avenir Next"/>
                 <w:b/>
                 <w:color w:val="1A1A1A"/>
-                <w:sz w:val="17"/>
+                <w:sz w:val="22"/>
                 <w:szCs w:val="17"/>
               </w:rPr>
               <w:t xml:space="preserve">SA = 108 cm²</w:t>
@@ -568,7 +571,7 @@
           <w:rFonts w:ascii="Avenir Next" w:hAnsi="Avenir Next" w:cs="Avenir Next" w:eastAsia="Avenir Next"/>
           <w:b/>
           <w:color w:val="1A1A1A"/>
-          <w:sz w:val="17"/>
+          <w:sz w:val="22"/>
           <w:szCs w:val="17"/>
         </w:rPr>
         <w:t xml:space="preserve">surface area</w:t>
@@ -578,7 +581,7 @@
           <w:rFonts w:ascii="Avenir Next" w:hAnsi="Avenir Next" w:cs="Avenir Next" w:eastAsia="Avenir Next"/>
           <w:i/>
           <w:color w:val="5A5F66"/>
-          <w:sz w:val="17"/>
+          <w:sz w:val="22"/>
           <w:szCs w:val="17"/>
         </w:rPr>
         <w:t xml:space="preserve"> (área superficial)</w:t>
@@ -587,7 +590,7 @@
         <w:rPr>
           <w:rFonts w:ascii="Avenir Next" w:hAnsi="Avenir Next" w:cs="Avenir Next" w:eastAsia="Avenir Next"/>
           <w:color w:val="5A5F66"/>
-          <w:sz w:val="17"/>
+          <w:sz w:val="22"/>
           <w:szCs w:val="17"/>
         </w:rPr>
         <w:t xml:space="preserve">   ·   </w:t>
@@ -597,7 +600,7 @@
           <w:rFonts w:ascii="Avenir Next" w:hAnsi="Avenir Next" w:cs="Avenir Next" w:eastAsia="Avenir Next"/>
           <w:b/>
           <w:color w:val="1A1A1A"/>
-          <w:sz w:val="17"/>
+          <w:sz w:val="22"/>
           <w:szCs w:val="17"/>
         </w:rPr>
         <w:t xml:space="preserve">face</w:t>
@@ -607,7 +610,7 @@
           <w:rFonts w:ascii="Avenir Next" w:hAnsi="Avenir Next" w:cs="Avenir Next" w:eastAsia="Avenir Next"/>
           <w:i/>
           <w:color w:val="5A5F66"/>
-          <w:sz w:val="17"/>
+          <w:sz w:val="22"/>
           <w:szCs w:val="17"/>
         </w:rPr>
         <w:t xml:space="preserve"> (cara)</w:t>
@@ -616,7 +619,7 @@
         <w:rPr>
           <w:rFonts w:ascii="Avenir Next" w:hAnsi="Avenir Next" w:cs="Avenir Next" w:eastAsia="Avenir Next"/>
           <w:color w:val="5A5F66"/>
-          <w:sz w:val="17"/>
+          <w:sz w:val="22"/>
           <w:szCs w:val="17"/>
         </w:rPr>
         <w:t xml:space="preserve">   ·   </w:t>
@@ -626,7 +629,7 @@
           <w:rFonts w:ascii="Avenir Next" w:hAnsi="Avenir Next" w:cs="Avenir Next" w:eastAsia="Avenir Next"/>
           <w:b/>
           <w:color w:val="1A1A1A"/>
-          <w:sz w:val="17"/>
+          <w:sz w:val="22"/>
           <w:szCs w:val="17"/>
         </w:rPr>
         <w:t xml:space="preserve">congruent</w:t>
@@ -636,7 +639,7 @@
           <w:rFonts w:ascii="Avenir Next" w:hAnsi="Avenir Next" w:cs="Avenir Next" w:eastAsia="Avenir Next"/>
           <w:i/>
           <w:color w:val="5A5F66"/>
-          <w:sz w:val="17"/>
+          <w:sz w:val="22"/>
           <w:szCs w:val="17"/>
         </w:rPr>
         <w:t xml:space="preserve"> (congruente)</w:t>
@@ -644,6 +647,7 @@
     </w:p>
     <w:p>
       <w:pPr>
+        <w:pStyle w:val="Heading2"/>
         <w:keepNext/>
         <w:pBdr>
           <w:bottom w:val="single" w:sz="8" w:space="3" w:color="003A70"/>
@@ -659,7 +663,7 @@
           <w:b/>
           <w:color w:val="003A70"/>
           <w:spacing w:val="14"/>
-          <w:sz w:val="19"/>
+          <w:sz w:val="22"/>
           <w:szCs w:val="19"/>
         </w:rPr>
         <w:t xml:space="preserve">PRACTICE</w:t>
@@ -678,7 +682,7 @@
           <w:rFonts w:ascii="Avenir Next" w:hAnsi="Avenir Next" w:cs="Avenir Next" w:eastAsia="Avenir Next"/>
           <w:i/>
           <w:color w:val="5A5F66"/>
-          <w:sz w:val="17"/>
+          <w:sz w:val="22"/>
           <w:szCs w:val="17"/>
         </w:rPr>
         <w:t xml:space="preserve">show your work · label units</w:t>
@@ -686,7 +690,7 @@
     </w:p>
     <w:p>
       <w:pPr>
-        <w:spacing w:before="0" w:after="0" w:line="20" w:lineRule="exact"/>
+        <w:spacing w:before="0" w:after="0" w:line="50" w:lineRule="exact"/>
       </w:pPr>
     </w:p>
     <w:tbl>
@@ -736,25 +740,25 @@
                 <w:rFonts w:ascii="Avenir Next" w:hAnsi="Avenir Next" w:cs="Avenir Next" w:eastAsia="Avenir Next"/>
                 <w:b/>
                 <w:color w:val="1A1A1A"/>
+                <w:sz w:val="22"/>
+                <w:szCs w:val="20"/>
+              </w:rPr>
+              <w:t xml:space="preserve">1.</w:t>
+            </w:r>
+            <w:r>
+              <w:rPr>
+                <w:rFonts w:ascii="Avenir Next" w:hAnsi="Avenir Next" w:cs="Avenir Next" w:eastAsia="Avenir Next"/>
+                <w:color w:val="1A1A1A"/>
                 <w:sz w:val="20"/>
                 <w:szCs w:val="20"/>
               </w:rPr>
-              <w:t xml:space="preserve">1.</w:t>
-            </w:r>
-            <w:r>
-              <w:rPr>
-                <w:rFonts w:ascii="Avenir Next" w:hAnsi="Avenir Next" w:cs="Avenir Next" w:eastAsia="Avenir Next"/>
-                <w:color w:val="1A1A1A"/>
-                <w:sz w:val="20"/>
-                <w:szCs w:val="20"/>
-              </w:rPr>
               <w:tab/>
             </w:r>
             <w:r>
               <w:rPr>
                 <w:rFonts w:ascii="Avenir Next" w:hAnsi="Avenir Next" w:cs="Avenir Next" w:eastAsia="Avenir Next"/>
                 <w:color w:val="1A1A1A"/>
-                <w:sz w:val="20"/>
+                <w:sz w:val="22"/>
                 <w:szCs w:val="20"/>
               </w:rPr>
               <w:t xml:space="preserve">Find the surface area of each solid.</w:t>
@@ -809,25 +813,25 @@
                       <w:rFonts w:ascii="Avenir Next" w:hAnsi="Avenir Next" w:cs="Avenir Next" w:eastAsia="Avenir Next"/>
                       <w:b/>
                       <w:color w:val="003A70"/>
+                      <w:sz w:val="22"/>
+                      <w:szCs w:val="20"/>
+                    </w:rPr>
+                    <w:t xml:space="preserve">a.</w:t>
+                  </w:r>
+                  <w:r>
+                    <w:rPr>
+                      <w:rFonts w:ascii="Avenir Next" w:hAnsi="Avenir Next" w:cs="Avenir Next" w:eastAsia="Avenir Next"/>
+                      <w:color w:val="1A1A1A"/>
                       <w:sz w:val="20"/>
                       <w:szCs w:val="20"/>
                     </w:rPr>
-                    <w:t xml:space="preserve">a.</w:t>
-                  </w:r>
-                  <w:r>
-                    <w:rPr>
-                      <w:rFonts w:ascii="Avenir Next" w:hAnsi="Avenir Next" w:cs="Avenir Next" w:eastAsia="Avenir Next"/>
-                      <w:color w:val="1A1A1A"/>
-                      <w:sz w:val="20"/>
-                      <w:szCs w:val="20"/>
-                    </w:rPr>
                     <w:tab/>
                   </w:r>
                   <w:r>
                     <w:rPr>
                       <w:rFonts w:ascii="Avenir Next" w:hAnsi="Avenir Next" w:cs="Avenir Next" w:eastAsia="Avenir Next"/>
                       <w:color w:val="1A1A1A"/>
-                      <w:sz w:val="20"/>
+                      <w:sz w:val="22"/>
                       <w:szCs w:val="20"/>
                     </w:rPr>
                     <w:t xml:space="preserve">cube, edges 8 cm</w:t>
@@ -855,7 +859,7 @@
                     <w:rPr>
                       <w:rFonts w:ascii="Avenir Next" w:hAnsi="Avenir Next" w:cs="Avenir Next" w:eastAsia="Avenir Next"/>
                       <w:color w:val="1A1A1A"/>
-                      <w:sz w:val="20"/>
+                      <w:sz w:val="22"/>
                       <w:szCs w:val="20"/>
                     </w:rPr>
                     <w:t xml:space="preserve"> cm²</w:t>
@@ -880,25 +884,25 @@
                       <w:rFonts w:ascii="Avenir Next" w:hAnsi="Avenir Next" w:cs="Avenir Next" w:eastAsia="Avenir Next"/>
                       <w:b/>
                       <w:color w:val="003A70"/>
+                      <w:sz w:val="22"/>
+                      <w:szCs w:val="20"/>
+                    </w:rPr>
+                    <w:t xml:space="preserve">b.</w:t>
+                  </w:r>
+                  <w:r>
+                    <w:rPr>
+                      <w:rFonts w:ascii="Avenir Next" w:hAnsi="Avenir Next" w:cs="Avenir Next" w:eastAsia="Avenir Next"/>
+                      <w:color w:val="1A1A1A"/>
                       <w:sz w:val="20"/>
                       <w:szCs w:val="20"/>
                     </w:rPr>
-                    <w:t xml:space="preserve">b.</w:t>
-                  </w:r>
-                  <w:r>
-                    <w:rPr>
-                      <w:rFonts w:ascii="Avenir Next" w:hAnsi="Avenir Next" w:cs="Avenir Next" w:eastAsia="Avenir Next"/>
-                      <w:color w:val="1A1A1A"/>
-                      <w:sz w:val="20"/>
-                      <w:szCs w:val="20"/>
-                    </w:rPr>
                     <w:tab/>
                   </w:r>
                   <w:r>
                     <w:rPr>
                       <w:rFonts w:ascii="Avenir Next" w:hAnsi="Avenir Next" w:cs="Avenir Next" w:eastAsia="Avenir Next"/>
                       <w:color w:val="1A1A1A"/>
-                      <w:sz w:val="20"/>
+                      <w:sz w:val="22"/>
                       <w:szCs w:val="20"/>
                     </w:rPr>
                     <w:t xml:space="preserve">prism 9 cm × 6 cm × 4 cm</w:t>
@@ -926,7 +930,7 @@
                     <w:rPr>
                       <w:rFonts w:ascii="Avenir Next" w:hAnsi="Avenir Next" w:cs="Avenir Next" w:eastAsia="Avenir Next"/>
                       <w:color w:val="1A1A1A"/>
-                      <w:sz w:val="20"/>
+                      <w:sz w:val="22"/>
                       <w:szCs w:val="20"/>
                     </w:rPr>
                     <w:t xml:space="preserve"> cm²</w:t>
@@ -957,25 +961,25 @@
                       <w:rFonts w:ascii="Avenir Next" w:hAnsi="Avenir Next" w:cs="Avenir Next" w:eastAsia="Avenir Next"/>
                       <w:b/>
                       <w:color w:val="003A70"/>
+                      <w:sz w:val="22"/>
+                      <w:szCs w:val="20"/>
+                    </w:rPr>
+                    <w:t xml:space="preserve">c.</w:t>
+                  </w:r>
+                  <w:r>
+                    <w:rPr>
+                      <w:rFonts w:ascii="Avenir Next" w:hAnsi="Avenir Next" w:cs="Avenir Next" w:eastAsia="Avenir Next"/>
+                      <w:color w:val="1A1A1A"/>
                       <w:sz w:val="20"/>
                       <w:szCs w:val="20"/>
                     </w:rPr>
-                    <w:t xml:space="preserve">c.</w:t>
-                  </w:r>
-                  <w:r>
-                    <w:rPr>
-                      <w:rFonts w:ascii="Avenir Next" w:hAnsi="Avenir Next" w:cs="Avenir Next" w:eastAsia="Avenir Next"/>
-                      <w:color w:val="1A1A1A"/>
-                      <w:sz w:val="20"/>
-                      <w:szCs w:val="20"/>
-                    </w:rPr>
                     <w:tab/>
                   </w:r>
                   <w:r>
                     <w:rPr>
                       <w:rFonts w:ascii="Avenir Next" w:hAnsi="Avenir Next" w:cs="Avenir Next" w:eastAsia="Avenir Next"/>
                       <w:color w:val="1A1A1A"/>
-                      <w:sz w:val="20"/>
+                      <w:sz w:val="22"/>
                       <w:szCs w:val="20"/>
                     </w:rPr>
                     <w:t xml:space="preserve">prism 10 in × 5 in × 3 in</w:t>
@@ -1003,7 +1007,7 @@
                     <w:rPr>
                       <w:rFonts w:ascii="Avenir Next" w:hAnsi="Avenir Next" w:cs="Avenir Next" w:eastAsia="Avenir Next"/>
                       <w:color w:val="1A1A1A"/>
-                      <w:sz w:val="20"/>
+                      <w:sz w:val="22"/>
                       <w:szCs w:val="20"/>
                     </w:rPr>
                     <w:t xml:space="preserve"> in²</w:t>
@@ -1028,25 +1032,25 @@
                       <w:rFonts w:ascii="Avenir Next" w:hAnsi="Avenir Next" w:cs="Avenir Next" w:eastAsia="Avenir Next"/>
                       <w:b/>
                       <w:color w:val="003A70"/>
+                      <w:sz w:val="22"/>
+                      <w:szCs w:val="20"/>
+                    </w:rPr>
+                    <w:t xml:space="preserve">d.</w:t>
+                  </w:r>
+                  <w:r>
+                    <w:rPr>
+                      <w:rFonts w:ascii="Avenir Next" w:hAnsi="Avenir Next" w:cs="Avenir Next" w:eastAsia="Avenir Next"/>
+                      <w:color w:val="1A1A1A"/>
                       <w:sz w:val="20"/>
                       <w:szCs w:val="20"/>
                     </w:rPr>
-                    <w:t xml:space="preserve">d.</w:t>
-                  </w:r>
-                  <w:r>
-                    <w:rPr>
-                      <w:rFonts w:ascii="Avenir Next" w:hAnsi="Avenir Next" w:cs="Avenir Next" w:eastAsia="Avenir Next"/>
-                      <w:color w:val="1A1A1A"/>
-                      <w:sz w:val="20"/>
-                      <w:szCs w:val="20"/>
-                    </w:rPr>
                     <w:tab/>
                   </w:r>
                   <w:r>
                     <w:rPr>
                       <w:rFonts w:ascii="Avenir Next" w:hAnsi="Avenir Next" w:cs="Avenir Next" w:eastAsia="Avenir Next"/>
                       <w:color w:val="1A1A1A"/>
-                      <w:sz w:val="20"/>
+                      <w:sz w:val="22"/>
                       <w:szCs w:val="20"/>
                     </w:rPr>
                     <w:t xml:space="preserve">cube, edges 6 m</w:t>
@@ -1074,7 +1078,7 @@
                     <w:rPr>
                       <w:rFonts w:ascii="Avenir Next" w:hAnsi="Avenir Next" w:cs="Avenir Next" w:eastAsia="Avenir Next"/>
                       <w:color w:val="1A1A1A"/>
-                      <w:sz w:val="20"/>
+                      <w:sz w:val="22"/>
                       <w:szCs w:val="20"/>
                     </w:rPr>
                     <w:t xml:space="preserve"> m²</w:t>
@@ -1085,7 +1089,7 @@
           </w:tbl>
           <w:p>
             <w:pPr>
-              <w:spacing w:before="0" w:after="0" w:line="24" w:lineRule="auto"/>
+              <w:spacing w:before="0" w:after="0" w:line="50" w:lineRule="exact"/>
             </w:pPr>
           </w:p>
         </w:tc>
@@ -1093,12 +1097,12 @@
     </w:tbl>
     <w:p>
       <w:pPr>
-        <w:spacing w:before="0" w:after="0" w:line="20" w:lineRule="exact"/>
+        <w:spacing w:before="0" w:after="0" w:line="50" w:lineRule="exact"/>
       </w:pPr>
     </w:p>
     <w:p>
       <w:pPr>
-        <w:spacing w:before="0" w:after="0" w:line="20" w:lineRule="exact"/>
+        <w:spacing w:before="0" w:after="0" w:line="50" w:lineRule="exact"/>
       </w:pPr>
     </w:p>
     <w:tbl>
@@ -1182,35 +1186,35 @@
                       <w:rFonts w:ascii="Avenir Next" w:hAnsi="Avenir Next" w:cs="Avenir Next" w:eastAsia="Avenir Next"/>
                       <w:b/>
                       <w:color w:val="1A1A1A"/>
+                      <w:sz w:val="22"/>
+                      <w:szCs w:val="20"/>
+                    </w:rPr>
+                    <w:t xml:space="preserve">2.</w:t>
+                  </w:r>
+                  <w:r>
+                    <w:rPr>
+                      <w:rFonts w:ascii="Avenir Next" w:hAnsi="Avenir Next" w:cs="Avenir Next" w:eastAsia="Avenir Next"/>
+                      <w:color w:val="1A1A1A"/>
                       <w:sz w:val="20"/>
                       <w:szCs w:val="20"/>
                     </w:rPr>
-                    <w:t xml:space="preserve">2.</w:t>
-                  </w:r>
-                  <w:r>
-                    <w:rPr>
-                      <w:rFonts w:ascii="Avenir Next" w:hAnsi="Avenir Next" w:cs="Avenir Next" w:eastAsia="Avenir Next"/>
-                      <w:color w:val="1A1A1A"/>
-                      <w:sz w:val="20"/>
+                    <w:tab/>
+                  </w:r>
+                  <w:r>
+                    <w:rPr>
+                      <w:rFonts w:ascii="Avenir Next" w:hAnsi="Avenir Next" w:cs="Avenir Next" w:eastAsia="Avenir Next"/>
+                      <w:b/>
+                      <w:color w:val="1A1A1A"/>
+                      <w:sz w:val="22"/>
                       <w:szCs w:val="20"/>
                     </w:rPr>
-                    <w:tab/>
-                  </w:r>
-                  <w:r>
-                    <w:rPr>
-                      <w:rFonts w:ascii="Avenir Next" w:hAnsi="Avenir Next" w:cs="Avenir Next" w:eastAsia="Avenir Next"/>
-                      <w:b/>
-                      <w:color w:val="1A1A1A"/>
-                      <w:sz w:val="20"/>
-                      <w:szCs w:val="20"/>
-                    </w:rPr>
                     <w:t xml:space="preserve">Toy Chest.  </w:t>
                   </w:r>
                   <w:r>
                     <w:rPr>
                       <w:rFonts w:ascii="Avenir Next" w:hAnsi="Avenir Next" w:cs="Avenir Next" w:eastAsia="Avenir Next"/>
                       <w:color w:val="1A1A1A"/>
-                      <w:sz w:val="20"/>
+                      <w:sz w:val="22"/>
                       <w:szCs w:val="20"/>
                     </w:rPr>
                     <w:t xml:space="preserve">James stains the whole outside of this chest. One can covers 20 ft².</w:t>
@@ -1230,25 +1234,25 @@
                       <w:rFonts w:ascii="Avenir Next" w:hAnsi="Avenir Next" w:cs="Avenir Next" w:eastAsia="Avenir Next"/>
                       <w:b/>
                       <w:color w:val="003A70"/>
+                      <w:sz w:val="22"/>
+                      <w:szCs w:val="20"/>
+                    </w:rPr>
+                    <w:t xml:space="preserve">a.</w:t>
+                  </w:r>
+                  <w:r>
+                    <w:rPr>
+                      <w:rFonts w:ascii="Avenir Next" w:hAnsi="Avenir Next" w:cs="Avenir Next" w:eastAsia="Avenir Next"/>
+                      <w:color w:val="1A1A1A"/>
                       <w:sz w:val="20"/>
                       <w:szCs w:val="20"/>
                     </w:rPr>
-                    <w:t xml:space="preserve">a.</w:t>
-                  </w:r>
-                  <w:r>
-                    <w:rPr>
-                      <w:rFonts w:ascii="Avenir Next" w:hAnsi="Avenir Next" w:cs="Avenir Next" w:eastAsia="Avenir Next"/>
-                      <w:color w:val="1A1A1A"/>
-                      <w:sz w:val="20"/>
-                      <w:szCs w:val="20"/>
-                    </w:rPr>
                     <w:tab/>
                   </w:r>
                   <w:r>
                     <w:rPr>
                       <w:rFonts w:ascii="Avenir Next" w:hAnsi="Avenir Next" w:cs="Avenir Next" w:eastAsia="Avenir Next"/>
                       <w:color w:val="1A1A1A"/>
-                      <w:sz w:val="20"/>
+                      <w:sz w:val="22"/>
                       <w:szCs w:val="20"/>
                     </w:rPr>
                     <w:t xml:space="preserve">Top, front, and end faces</w:t>
@@ -1287,25 +1291,25 @@
                       <w:rFonts w:ascii="Avenir Next" w:hAnsi="Avenir Next" w:cs="Avenir Next" w:eastAsia="Avenir Next"/>
                       <w:b/>
                       <w:color w:val="003A70"/>
+                      <w:sz w:val="22"/>
+                      <w:szCs w:val="20"/>
+                    </w:rPr>
+                    <w:t xml:space="preserve">b.</w:t>
+                  </w:r>
+                  <w:r>
+                    <w:rPr>
+                      <w:rFonts w:ascii="Avenir Next" w:hAnsi="Avenir Next" w:cs="Avenir Next" w:eastAsia="Avenir Next"/>
+                      <w:color w:val="1A1A1A"/>
                       <w:sz w:val="20"/>
                       <w:szCs w:val="20"/>
                     </w:rPr>
-                    <w:t xml:space="preserve">b.</w:t>
-                  </w:r>
-                  <w:r>
-                    <w:rPr>
-                      <w:rFonts w:ascii="Avenir Next" w:hAnsi="Avenir Next" w:cs="Avenir Next" w:eastAsia="Avenir Next"/>
-                      <w:color w:val="1A1A1A"/>
-                      <w:sz w:val="20"/>
-                      <w:szCs w:val="20"/>
-                    </w:rPr>
                     <w:tab/>
                   </w:r>
                   <w:r>
                     <w:rPr>
                       <w:rFonts w:ascii="Avenir Next" w:hAnsi="Avenir Next" w:cs="Avenir Next" w:eastAsia="Avenir Next"/>
                       <w:color w:val="1A1A1A"/>
-                      <w:sz w:val="20"/>
+                      <w:sz w:val="22"/>
                       <w:szCs w:val="20"/>
                     </w:rPr>
                     <w:t xml:space="preserve">Surface area</w:t>
@@ -1333,7 +1337,7 @@
                     <w:rPr>
                       <w:rFonts w:ascii="Avenir Next" w:hAnsi="Avenir Next" w:cs="Avenir Next" w:eastAsia="Avenir Next"/>
                       <w:color w:val="1A1A1A"/>
-                      <w:sz w:val="20"/>
+                      <w:sz w:val="22"/>
                       <w:szCs w:val="20"/>
                     </w:rPr>
                     <w:t xml:space="preserve"> ft²</w:t>
@@ -1353,25 +1357,25 @@
                       <w:rFonts w:ascii="Avenir Next" w:hAnsi="Avenir Next" w:cs="Avenir Next" w:eastAsia="Avenir Next"/>
                       <w:b/>
                       <w:color w:val="003A70"/>
+                      <w:sz w:val="22"/>
+                      <w:szCs w:val="20"/>
+                    </w:rPr>
+                    <w:t xml:space="preserve">c.</w:t>
+                  </w:r>
+                  <w:r>
+                    <w:rPr>
+                      <w:rFonts w:ascii="Avenir Next" w:hAnsi="Avenir Next" w:cs="Avenir Next" w:eastAsia="Avenir Next"/>
+                      <w:color w:val="1A1A1A"/>
                       <w:sz w:val="20"/>
                       <w:szCs w:val="20"/>
                     </w:rPr>
-                    <w:t xml:space="preserve">c.</w:t>
-                  </w:r>
-                  <w:r>
-                    <w:rPr>
-                      <w:rFonts w:ascii="Avenir Next" w:hAnsi="Avenir Next" w:cs="Avenir Next" w:eastAsia="Avenir Next"/>
-                      <w:color w:val="1A1A1A"/>
-                      <w:sz w:val="20"/>
-                      <w:szCs w:val="20"/>
-                    </w:rPr>
                     <w:tab/>
                   </w:r>
                   <w:r>
                     <w:rPr>
                       <w:rFonts w:ascii="Avenir Next" w:hAnsi="Avenir Next" w:cs="Avenir Next" w:eastAsia="Avenir Next"/>
                       <w:color w:val="1A1A1A"/>
-                      <w:sz w:val="20"/>
+                      <w:sz w:val="22"/>
                       <w:szCs w:val="20"/>
                     </w:rPr>
                     <w:t xml:space="preserve">Cans of stain needed</w:t>
@@ -1398,7 +1402,7 @@
                 </w:p>
                 <w:p>
                   <w:pPr>
-                    <w:spacing w:before="0" w:after="0" w:line="60" w:lineRule="auto"/>
+                    <w:spacing w:before="0" w:after="0" w:line="50" w:lineRule="exact"/>
                   </w:pPr>
                 </w:p>
                 <w:tbl>
@@ -1456,7 +1460,7 @@
                 </w:tbl>
                 <w:p>
                   <w:pPr>
-                    <w:spacing w:before="0" w:after="0" w:line="24" w:lineRule="auto"/>
+                    <w:spacing w:before="0" w:after="0" w:line="50" w:lineRule="exact"/>
                   </w:pPr>
                 </w:p>
               </w:tc>
@@ -1474,7 +1478,7 @@
                     <w:drawing>
                       <wp:inline distT="0" distB="0" distL="0" distR="0">
                         <wp:extent cx="1188720" cy="624387"/>
-                        <wp:docPr id="1" name="Figure 1"/>
+                        <wp:docPr id="1" name="Figure 1" descr="Rectangular prism. Length 5 ft, width 3 ft, height 2 ft."/>
                         <a:graphic xmlns:a="http://schemas.openxmlformats.org/drawingml/2006/main">
                           <a:graphicData uri="http://schemas.openxmlformats.org/drawingml/2006/picture">
                             <pic:pic xmlns:pic="http://schemas.openxmlformats.org/drawingml/2006/picture">
@@ -1509,7 +1513,7 @@
           </w:tbl>
           <w:p>
             <w:pPr>
-              <w:spacing w:before="0" w:after="0" w:line="24" w:lineRule="auto"/>
+              <w:spacing w:before="0" w:after="0" w:line="50" w:lineRule="exact"/>
             </w:pPr>
           </w:p>
         </w:tc>
@@ -1517,12 +1521,12 @@
     </w:tbl>
     <w:p>
       <w:pPr>
-        <w:spacing w:before="0" w:after="0" w:line="20" w:lineRule="exact"/>
+        <w:spacing w:before="0" w:after="0" w:line="50" w:lineRule="exact"/>
       </w:pPr>
     </w:p>
     <w:p>
       <w:pPr>
-        <w:spacing w:before="0" w:after="0" w:line="20" w:lineRule="exact"/>
+        <w:spacing w:before="0" w:after="0" w:line="50" w:lineRule="exact"/>
       </w:pPr>
     </w:p>
     <w:tbl>
@@ -1573,18 +1577,18 @@
                 <w:rFonts w:ascii="Avenir Next" w:hAnsi="Avenir Next" w:cs="Avenir Next" w:eastAsia="Avenir Next"/>
                 <w:b/>
                 <w:color w:val="1A1A1A"/>
+                <w:sz w:val="22"/>
+                <w:szCs w:val="20"/>
+              </w:rPr>
+              <w:t xml:space="preserve">3.</w:t>
+            </w:r>
+            <w:r>
+              <w:rPr>
+                <w:rFonts w:ascii="Avenir Next" w:hAnsi="Avenir Next" w:cs="Avenir Next" w:eastAsia="Avenir Next"/>
+                <w:color w:val="1A1A1A"/>
                 <w:sz w:val="20"/>
                 <w:szCs w:val="20"/>
               </w:rPr>
-              <w:t xml:space="preserve">3.</w:t>
-            </w:r>
-            <w:r>
-              <w:rPr>
-                <w:rFonts w:ascii="Avenir Next" w:hAnsi="Avenir Next" w:cs="Avenir Next" w:eastAsia="Avenir Next"/>
-                <w:color w:val="1A1A1A"/>
-                <w:sz w:val="20"/>
-                <w:szCs w:val="20"/>
-              </w:rPr>
               <w:tab/>
             </w:r>
             <w:r>
@@ -1592,7 +1596,7 @@
                 <w:rFonts w:ascii="Avenir Next" w:hAnsi="Avenir Next" w:cs="Avenir Next" w:eastAsia="Avenir Next"/>
                 <w:b/>
                 <w:color w:val="1A1A1A"/>
-                <w:sz w:val="20"/>
+                <w:sz w:val="22"/>
                 <w:szCs w:val="20"/>
               </w:rPr>
               <w:t xml:space="preserve">Gift Wrap.  </w:t>
@@ -1601,7 +1605,7 @@
               <w:rPr>
                 <w:rFonts w:ascii="Avenir Next" w:hAnsi="Avenir Next" w:cs="Avenir Next" w:eastAsia="Avenir Next"/>
                 <w:color w:val="1A1A1A"/>
-                <w:sz w:val="20"/>
+                <w:sz w:val="22"/>
                 <w:szCs w:val="20"/>
               </w:rPr>
               <w:t xml:space="preserve">Kai wraps a box 12 in by 10 in by 7 in. How much paper covers it?</w:t>
@@ -1618,7 +1622,7 @@
                 <w:rFonts w:ascii="Avenir Next" w:hAnsi="Avenir Next" w:cs="Avenir Next" w:eastAsia="Avenir Next"/>
                 <w:b/>
                 <w:color w:val="003A70"/>
-                <w:sz w:val="17"/>
+                <w:sz w:val="22"/>
                 <w:szCs w:val="17"/>
               </w:rPr>
               <w:t xml:space="preserve">Hint  </w:t>
@@ -1628,7 +1632,7 @@
                 <w:rFonts w:ascii="Avenir Next" w:hAnsi="Avenir Next" w:cs="Avenir Next" w:eastAsia="Avenir Next"/>
                 <w:i/>
                 <w:color w:val="5A5F66"/>
-                <w:sz w:val="17"/>
+                <w:sz w:val="22"/>
                 <w:szCs w:val="17"/>
               </w:rPr>
               <w:t xml:space="preserve">Find three faces, then double each.</w:t>
@@ -1636,7 +1640,7 @@
           </w:p>
           <w:p>
             <w:pPr>
-              <w:spacing w:before="0" w:after="0" w:line="60" w:lineRule="auto"/>
+              <w:spacing w:before="0" w:after="0" w:line="50" w:lineRule="exact"/>
             </w:pPr>
           </w:p>
           <w:tbl>
@@ -1705,25 +1709,25 @@
                 <w:rFonts w:ascii="Avenir Next" w:hAnsi="Avenir Next" w:cs="Avenir Next" w:eastAsia="Avenir Next"/>
                 <w:b/>
                 <w:color w:val="1A1A1A"/>
+                <w:sz w:val="22"/>
+                <w:szCs w:val="18"/>
+              </w:rPr>
+              <w:t xml:space="preserve">Answer</w:t>
+            </w:r>
+            <w:r>
+              <w:rPr>
+                <w:rFonts w:ascii="Avenir Next" w:hAnsi="Avenir Next" w:cs="Avenir Next" w:eastAsia="Avenir Next"/>
+                <w:color w:val="1A1A1A"/>
                 <w:sz w:val="18"/>
                 <w:szCs w:val="18"/>
               </w:rPr>
-              <w:t xml:space="preserve">Answer</w:t>
-            </w:r>
-            <w:r>
-              <w:rPr>
-                <w:rFonts w:ascii="Avenir Next" w:hAnsi="Avenir Next" w:cs="Avenir Next" w:eastAsia="Avenir Next"/>
-                <w:color w:val="1A1A1A"/>
-                <w:sz w:val="18"/>
-                <w:szCs w:val="18"/>
-              </w:rPr>
               <w:tab/>
             </w:r>
             <w:r>
               <w:rPr>
                 <w:rFonts w:ascii="Avenir Next" w:hAnsi="Avenir Next" w:cs="Avenir Next" w:eastAsia="Avenir Next"/>
                 <w:color w:val="1A1A1A"/>
-                <w:sz w:val="18"/>
+                <w:sz w:val="22"/>
                 <w:szCs w:val="18"/>
               </w:rPr>
               <w:t xml:space="preserve">  in²</w:t>
@@ -1749,18 +1753,18 @@
                 <w:rFonts w:ascii="Avenir Next" w:hAnsi="Avenir Next" w:cs="Avenir Next" w:eastAsia="Avenir Next"/>
                 <w:b/>
                 <w:color w:val="1A1A1A"/>
+                <w:sz w:val="22"/>
+                <w:szCs w:val="20"/>
+              </w:rPr>
+              <w:t xml:space="preserve">4.</w:t>
+            </w:r>
+            <w:r>
+              <w:rPr>
+                <w:rFonts w:ascii="Avenir Next" w:hAnsi="Avenir Next" w:cs="Avenir Next" w:eastAsia="Avenir Next"/>
+                <w:color w:val="1A1A1A"/>
                 <w:sz w:val="20"/>
                 <w:szCs w:val="20"/>
               </w:rPr>
-              <w:t xml:space="preserve">4.</w:t>
-            </w:r>
-            <w:r>
-              <w:rPr>
-                <w:rFonts w:ascii="Avenir Next" w:hAnsi="Avenir Next" w:cs="Avenir Next" w:eastAsia="Avenir Next"/>
-                <w:color w:val="1A1A1A"/>
-                <w:sz w:val="20"/>
-                <w:szCs w:val="20"/>
-              </w:rPr>
               <w:tab/>
             </w:r>
             <w:r>
@@ -1768,7 +1772,7 @@
                 <w:rFonts w:ascii="Avenir Next" w:hAnsi="Avenir Next" w:cs="Avenir Next" w:eastAsia="Avenir Next"/>
                 <w:b/>
                 <w:color w:val="1A1A1A"/>
-                <w:sz w:val="20"/>
+                <w:sz w:val="22"/>
                 <w:szCs w:val="20"/>
               </w:rPr>
               <w:t xml:space="preserve">Two Cubes.  </w:t>
@@ -1777,7 +1781,7 @@
               <w:rPr>
                 <w:rFonts w:ascii="Avenir Next" w:hAnsi="Avenir Next" w:cs="Avenir Next" w:eastAsia="Avenir Next"/>
                 <w:color w:val="1A1A1A"/>
-                <w:sz w:val="20"/>
+                <w:sz w:val="22"/>
                 <w:szCs w:val="20"/>
               </w:rPr>
               <w:t xml:space="preserve">Cube A has 5 cm edges. Cube B has 7 cm edges. Both are covered in foil.</w:t>
@@ -1797,10 +1801,28 @@
                 <w:rFonts w:ascii="Avenir Next" w:hAnsi="Avenir Next" w:cs="Avenir Next" w:eastAsia="Avenir Next"/>
                 <w:b/>
                 <w:color w:val="003A70"/>
+                <w:sz w:val="22"/>
+                <w:szCs w:val="20"/>
+              </w:rPr>
+              <w:t xml:space="preserve">a.</w:t>
+            </w:r>
+            <w:r>
+              <w:rPr>
+                <w:rFonts w:ascii="Avenir Next" w:hAnsi="Avenir Next" w:cs="Avenir Next" w:eastAsia="Avenir Next"/>
+                <w:color w:val="1A1A1A"/>
                 <w:sz w:val="20"/>
                 <w:szCs w:val="20"/>
               </w:rPr>
-              <w:t xml:space="preserve">a.</w:t>
+              <w:tab/>
+            </w:r>
+            <w:r>
+              <w:rPr>
+                <w:rFonts w:ascii="Avenir Next" w:hAnsi="Avenir Next" w:cs="Avenir Next" w:eastAsia="Avenir Next"/>
+                <w:color w:val="1A1A1A"/>
+                <w:sz w:val="22"/>
+                <w:szCs w:val="20"/>
+              </w:rPr>
+              <w:t xml:space="preserve">SA of Cube A</w:t>
             </w:r>
             <w:r>
               <w:rPr>
@@ -1809,7 +1831,7 @@
                 <w:sz w:val="20"/>
                 <w:szCs w:val="20"/>
               </w:rPr>
-              <w:tab/>
+              <w:t xml:space="preserve">  </w:t>
             </w:r>
             <w:r>
               <w:rPr>
@@ -1817,24 +1839,6 @@
                 <w:color w:val="1A1A1A"/>
                 <w:sz w:val="20"/>
                 <w:szCs w:val="20"/>
-              </w:rPr>
-              <w:t xml:space="preserve">SA of Cube A</w:t>
-            </w:r>
-            <w:r>
-              <w:rPr>
-                <w:rFonts w:ascii="Avenir Next" w:hAnsi="Avenir Next" w:cs="Avenir Next" w:eastAsia="Avenir Next"/>
-                <w:color w:val="1A1A1A"/>
-                <w:sz w:val="20"/>
-                <w:szCs w:val="20"/>
-              </w:rPr>
-              <w:t xml:space="preserve">  </w:t>
-            </w:r>
-            <w:r>
-              <w:rPr>
-                <w:rFonts w:ascii="Avenir Next" w:hAnsi="Avenir Next" w:cs="Avenir Next" w:eastAsia="Avenir Next"/>
-                <w:color w:val="1A1A1A"/>
-                <w:sz w:val="20"/>
-                <w:szCs w:val="20"/>
                 <w:u w:val="single"/>
               </w:rPr>
               <w:t xml:space="preserve">                </w:t>
@@ -1843,7 +1847,7 @@
               <w:rPr>
                 <w:rFonts w:ascii="Avenir Next" w:hAnsi="Avenir Next" w:cs="Avenir Next" w:eastAsia="Avenir Next"/>
                 <w:color w:val="1A1A1A"/>
-                <w:sz w:val="20"/>
+                <w:sz w:val="22"/>
                 <w:szCs w:val="20"/>
               </w:rPr>
               <w:t xml:space="preserve"> cm²</w:t>
@@ -1863,10 +1867,28 @@
                 <w:rFonts w:ascii="Avenir Next" w:hAnsi="Avenir Next" w:cs="Avenir Next" w:eastAsia="Avenir Next"/>
                 <w:b/>
                 <w:color w:val="003A70"/>
+                <w:sz w:val="22"/>
+                <w:szCs w:val="20"/>
+              </w:rPr>
+              <w:t xml:space="preserve">b.</w:t>
+            </w:r>
+            <w:r>
+              <w:rPr>
+                <w:rFonts w:ascii="Avenir Next" w:hAnsi="Avenir Next" w:cs="Avenir Next" w:eastAsia="Avenir Next"/>
+                <w:color w:val="1A1A1A"/>
                 <w:sz w:val="20"/>
                 <w:szCs w:val="20"/>
               </w:rPr>
-              <w:t xml:space="preserve">b.</w:t>
+              <w:tab/>
+            </w:r>
+            <w:r>
+              <w:rPr>
+                <w:rFonts w:ascii="Avenir Next" w:hAnsi="Avenir Next" w:cs="Avenir Next" w:eastAsia="Avenir Next"/>
+                <w:color w:val="1A1A1A"/>
+                <w:sz w:val="22"/>
+                <w:szCs w:val="20"/>
+              </w:rPr>
+              <w:t xml:space="preserve">SA of Cube B</w:t>
             </w:r>
             <w:r>
               <w:rPr>
@@ -1875,7 +1897,7 @@
                 <w:sz w:val="20"/>
                 <w:szCs w:val="20"/>
               </w:rPr>
-              <w:tab/>
+              <w:t xml:space="preserve">  </w:t>
             </w:r>
             <w:r>
               <w:rPr>
@@ -1883,24 +1905,6 @@
                 <w:color w:val="1A1A1A"/>
                 <w:sz w:val="20"/>
                 <w:szCs w:val="20"/>
-              </w:rPr>
-              <w:t xml:space="preserve">SA of Cube B</w:t>
-            </w:r>
-            <w:r>
-              <w:rPr>
-                <w:rFonts w:ascii="Avenir Next" w:hAnsi="Avenir Next" w:cs="Avenir Next" w:eastAsia="Avenir Next"/>
-                <w:color w:val="1A1A1A"/>
-                <w:sz w:val="20"/>
-                <w:szCs w:val="20"/>
-              </w:rPr>
-              <w:t xml:space="preserve">  </w:t>
-            </w:r>
-            <w:r>
-              <w:rPr>
-                <w:rFonts w:ascii="Avenir Next" w:hAnsi="Avenir Next" w:cs="Avenir Next" w:eastAsia="Avenir Next"/>
-                <w:color w:val="1A1A1A"/>
-                <w:sz w:val="20"/>
-                <w:szCs w:val="20"/>
                 <w:u w:val="single"/>
               </w:rPr>
               <w:t xml:space="preserve">                </w:t>
@@ -1909,7 +1913,7 @@
               <w:rPr>
                 <w:rFonts w:ascii="Avenir Next" w:hAnsi="Avenir Next" w:cs="Avenir Next" w:eastAsia="Avenir Next"/>
                 <w:color w:val="1A1A1A"/>
-                <w:sz w:val="20"/>
+                <w:sz w:val="22"/>
                 <w:szCs w:val="20"/>
               </w:rPr>
               <w:t xml:space="preserve"> cm²</w:t>
@@ -1917,7 +1921,7 @@
           </w:p>
           <w:p>
             <w:pPr>
-              <w:spacing w:before="0" w:after="0" w:line="60" w:lineRule="auto"/>
+              <w:spacing w:before="0" w:after="0" w:line="50" w:lineRule="exact"/>
             </w:pPr>
           </w:p>
           <w:tbl>
@@ -1975,7 +1979,7 @@
           </w:tbl>
           <w:p>
             <w:pPr>
-              <w:spacing w:before="0" w:after="0" w:line="24" w:lineRule="auto"/>
+              <w:spacing w:before="0" w:after="0" w:line="50" w:lineRule="exact"/>
             </w:pPr>
           </w:p>
         </w:tc>
@@ -1983,12 +1987,12 @@
     </w:tbl>
     <w:p>
       <w:pPr>
-        <w:spacing w:before="0" w:after="0" w:line="20" w:lineRule="exact"/>
+        <w:spacing w:before="0" w:after="0" w:line="50" w:lineRule="exact"/>
       </w:pPr>
     </w:p>
     <w:p>
       <w:pPr>
-        <w:spacing w:before="0" w:after="0" w:line="20" w:lineRule="exact"/>
+        <w:spacing w:before="0" w:after="0" w:line="50" w:lineRule="exact"/>
       </w:pPr>
     </w:p>
     <w:tbl>
@@ -2039,18 +2043,18 @@
                 <w:rFonts w:ascii="Avenir Next" w:hAnsi="Avenir Next" w:cs="Avenir Next" w:eastAsia="Avenir Next"/>
                 <w:b/>
                 <w:color w:val="1A1A1A"/>
+                <w:sz w:val="22"/>
+                <w:szCs w:val="20"/>
+              </w:rPr>
+              <w:t xml:space="preserve">5.</w:t>
+            </w:r>
+            <w:r>
+              <w:rPr>
+                <w:rFonts w:ascii="Avenir Next" w:hAnsi="Avenir Next" w:cs="Avenir Next" w:eastAsia="Avenir Next"/>
+                <w:color w:val="1A1A1A"/>
                 <w:sz w:val="20"/>
                 <w:szCs w:val="20"/>
               </w:rPr>
-              <w:t xml:space="preserve">5.</w:t>
-            </w:r>
-            <w:r>
-              <w:rPr>
-                <w:rFonts w:ascii="Avenir Next" w:hAnsi="Avenir Next" w:cs="Avenir Next" w:eastAsia="Avenir Next"/>
-                <w:color w:val="1A1A1A"/>
-                <w:sz w:val="20"/>
-                <w:szCs w:val="20"/>
-              </w:rPr>
               <w:tab/>
             </w:r>
             <w:r>
@@ -2058,7 +2062,7 @@
                 <w:rFonts w:ascii="Avenir Next" w:hAnsi="Avenir Next" w:cs="Avenir Next" w:eastAsia="Avenir Next"/>
                 <w:b/>
                 <w:color w:val="1A1A1A"/>
-                <w:sz w:val="20"/>
+                <w:sz w:val="22"/>
                 <w:szCs w:val="20"/>
               </w:rPr>
               <w:t xml:space="preserve">Moving Crate.  </w:t>
@@ -2067,7 +2071,7 @@
               <w:rPr>
                 <w:rFonts w:ascii="Avenir Next" w:hAnsi="Avenir Next" w:cs="Avenir Next" w:eastAsia="Avenir Next"/>
                 <w:color w:val="1A1A1A"/>
-                <w:sz w:val="20"/>
+                <w:sz w:val="22"/>
                 <w:szCs w:val="20"/>
               </w:rPr>
               <w:t xml:space="preserve">A closed crate is 8 ft by 6 ft by 3 ft. Find its surface area.</w:t>
@@ -2075,7 +2079,7 @@
           </w:p>
           <w:p>
             <w:pPr>
-              <w:spacing w:before="0" w:after="0" w:line="60" w:lineRule="auto"/>
+              <w:spacing w:before="0" w:after="0" w:line="50" w:lineRule="exact"/>
             </w:pPr>
           </w:p>
           <w:tbl>
@@ -2144,25 +2148,25 @@
                 <w:rFonts w:ascii="Avenir Next" w:hAnsi="Avenir Next" w:cs="Avenir Next" w:eastAsia="Avenir Next"/>
                 <w:b/>
                 <w:color w:val="1A1A1A"/>
+                <w:sz w:val="22"/>
+                <w:szCs w:val="18"/>
+              </w:rPr>
+              <w:t xml:space="preserve">Answer</w:t>
+            </w:r>
+            <w:r>
+              <w:rPr>
+                <w:rFonts w:ascii="Avenir Next" w:hAnsi="Avenir Next" w:cs="Avenir Next" w:eastAsia="Avenir Next"/>
+                <w:color w:val="1A1A1A"/>
                 <w:sz w:val="18"/>
                 <w:szCs w:val="18"/>
               </w:rPr>
-              <w:t xml:space="preserve">Answer</w:t>
-            </w:r>
-            <w:r>
-              <w:rPr>
-                <w:rFonts w:ascii="Avenir Next" w:hAnsi="Avenir Next" w:cs="Avenir Next" w:eastAsia="Avenir Next"/>
-                <w:color w:val="1A1A1A"/>
-                <w:sz w:val="18"/>
-                <w:szCs w:val="18"/>
-              </w:rPr>
               <w:tab/>
             </w:r>
             <w:r>
               <w:rPr>
                 <w:rFonts w:ascii="Avenir Next" w:hAnsi="Avenir Next" w:cs="Avenir Next" w:eastAsia="Avenir Next"/>
                 <w:color w:val="1A1A1A"/>
-                <w:sz w:val="18"/>
+                <w:sz w:val="22"/>
                 <w:szCs w:val="18"/>
               </w:rPr>
               <w:t xml:space="preserve">  ft²</w:t>
@@ -2188,18 +2192,18 @@
                 <w:rFonts w:ascii="Avenir Next" w:hAnsi="Avenir Next" w:cs="Avenir Next" w:eastAsia="Avenir Next"/>
                 <w:b/>
                 <w:color w:val="1A1A1A"/>
+                <w:sz w:val="22"/>
+                <w:szCs w:val="20"/>
+              </w:rPr>
+              <w:t xml:space="preserve">6.</w:t>
+            </w:r>
+            <w:r>
+              <w:rPr>
+                <w:rFonts w:ascii="Avenir Next" w:hAnsi="Avenir Next" w:cs="Avenir Next" w:eastAsia="Avenir Next"/>
+                <w:color w:val="1A1A1A"/>
                 <w:sz w:val="20"/>
                 <w:szCs w:val="20"/>
               </w:rPr>
-              <w:t xml:space="preserve">6.</w:t>
-            </w:r>
-            <w:r>
-              <w:rPr>
-                <w:rFonts w:ascii="Avenir Next" w:hAnsi="Avenir Next" w:cs="Avenir Next" w:eastAsia="Avenir Next"/>
-                <w:color w:val="1A1A1A"/>
-                <w:sz w:val="20"/>
-                <w:szCs w:val="20"/>
-              </w:rPr>
               <w:tab/>
             </w:r>
             <w:r>
@@ -2207,7 +2211,7 @@
                 <w:rFonts w:ascii="Avenir Next" w:hAnsi="Avenir Next" w:cs="Avenir Next" w:eastAsia="Avenir Next"/>
                 <w:b/>
                 <w:color w:val="1A1A1A"/>
-                <w:sz w:val="20"/>
+                <w:sz w:val="22"/>
                 <w:szCs w:val="20"/>
               </w:rPr>
               <w:t xml:space="preserve">Tessa’s Cube.  </w:t>
@@ -2216,7 +2220,7 @@
               <w:rPr>
                 <w:rFonts w:ascii="Avenir Next" w:hAnsi="Avenir Next" w:cs="Avenir Next" w:eastAsia="Avenir Next"/>
                 <w:color w:val="1A1A1A"/>
-                <w:sz w:val="20"/>
+                <w:sz w:val="22"/>
                 <w:szCs w:val="20"/>
               </w:rPr>
               <w:t xml:space="preserve">A cube has 12 in edges. Tessa says its surface area is 144 in². Is Tessa right?</w:t>
@@ -2224,7 +2228,7 @@
           </w:p>
           <w:p>
             <w:pPr>
-              <w:spacing w:before="0" w:after="0" w:line="60" w:lineRule="auto"/>
+              <w:spacing w:before="0" w:after="0" w:line="50" w:lineRule="exact"/>
             </w:pPr>
           </w:p>
           <w:tbl>
@@ -2293,25 +2297,25 @@
                 <w:rFonts w:ascii="Avenir Next" w:hAnsi="Avenir Next" w:cs="Avenir Next" w:eastAsia="Avenir Next"/>
                 <w:b/>
                 <w:color w:val="1A1A1A"/>
+                <w:sz w:val="22"/>
+                <w:szCs w:val="18"/>
+              </w:rPr>
+              <w:t xml:space="preserve">Answer</w:t>
+            </w:r>
+            <w:r>
+              <w:rPr>
+                <w:rFonts w:ascii="Avenir Next" w:hAnsi="Avenir Next" w:cs="Avenir Next" w:eastAsia="Avenir Next"/>
+                <w:color w:val="1A1A1A"/>
                 <w:sz w:val="18"/>
                 <w:szCs w:val="18"/>
               </w:rPr>
-              <w:t xml:space="preserve">Answer</w:t>
-            </w:r>
-            <w:r>
-              <w:rPr>
-                <w:rFonts w:ascii="Avenir Next" w:hAnsi="Avenir Next" w:cs="Avenir Next" w:eastAsia="Avenir Next"/>
-                <w:color w:val="1A1A1A"/>
-                <w:sz w:val="18"/>
-                <w:szCs w:val="18"/>
-              </w:rPr>
               <w:tab/>
             </w:r>
             <w:r>
               <w:rPr>
                 <w:rFonts w:ascii="Avenir Next" w:hAnsi="Avenir Next" w:cs="Avenir Next" w:eastAsia="Avenir Next"/>
                 <w:color w:val="1A1A1A"/>
-                <w:sz w:val="18"/>
+                <w:sz w:val="22"/>
                 <w:szCs w:val="18"/>
               </w:rPr>
               <w:t xml:space="preserve">  in²</w:t>
@@ -2322,12 +2326,12 @@
     </w:tbl>
     <w:p>
       <w:pPr>
-        <w:spacing w:before="0" w:after="0" w:line="20" w:lineRule="exact"/>
+        <w:spacing w:before="0" w:after="0" w:line="50" w:lineRule="exact"/>
       </w:pPr>
     </w:p>
     <w:p>
       <w:pPr>
-        <w:spacing w:before="0" w:after="0" w:line="20" w:lineRule="exact"/>
+        <w:spacing w:before="0" w:after="0" w:line="50" w:lineRule="exact"/>
       </w:pPr>
     </w:p>
     <w:tbl>
@@ -2411,35 +2415,35 @@
                       <w:rFonts w:ascii="Avenir Next" w:hAnsi="Avenir Next" w:cs="Avenir Next" w:eastAsia="Avenir Next"/>
                       <w:b/>
                       <w:color w:val="1A1A1A"/>
+                      <w:sz w:val="22"/>
+                      <w:szCs w:val="20"/>
+                    </w:rPr>
+                    <w:t xml:space="preserve">7.</w:t>
+                  </w:r>
+                  <w:r>
+                    <w:rPr>
+                      <w:rFonts w:ascii="Avenir Next" w:hAnsi="Avenir Next" w:cs="Avenir Next" w:eastAsia="Avenir Next"/>
+                      <w:color w:val="1A1A1A"/>
                       <w:sz w:val="20"/>
                       <w:szCs w:val="20"/>
                     </w:rPr>
-                    <w:t xml:space="preserve">7.</w:t>
-                  </w:r>
-                  <w:r>
-                    <w:rPr>
-                      <w:rFonts w:ascii="Avenir Next" w:hAnsi="Avenir Next" w:cs="Avenir Next" w:eastAsia="Avenir Next"/>
-                      <w:color w:val="1A1A1A"/>
-                      <w:sz w:val="20"/>
+                    <w:tab/>
+                  </w:r>
+                  <w:r>
+                    <w:rPr>
+                      <w:rFonts w:ascii="Avenir Next" w:hAnsi="Avenir Next" w:cs="Avenir Next" w:eastAsia="Avenir Next"/>
+                      <w:b/>
+                      <w:color w:val="1A1A1A"/>
+                      <w:sz w:val="22"/>
                       <w:szCs w:val="20"/>
                     </w:rPr>
-                    <w:tab/>
-                  </w:r>
-                  <w:r>
-                    <w:rPr>
-                      <w:rFonts w:ascii="Avenir Next" w:hAnsi="Avenir Next" w:cs="Avenir Next" w:eastAsia="Avenir Next"/>
-                      <w:b/>
-                      <w:color w:val="1A1A1A"/>
-                      <w:sz w:val="20"/>
-                      <w:szCs w:val="20"/>
-                    </w:rPr>
                     <w:t xml:space="preserve">Shipping Carton.  </w:t>
                   </w:r>
                   <w:r>
                     <w:rPr>
                       <w:rFonts w:ascii="Avenir Next" w:hAnsi="Avenir Next" w:cs="Avenir Next" w:eastAsia="Avenir Next"/>
                       <w:color w:val="1A1A1A"/>
-                      <w:sz w:val="20"/>
+                      <w:sz w:val="22"/>
                       <w:szCs w:val="20"/>
                     </w:rPr>
                     <w:t xml:space="preserve">A closed shipping carton is 15 in long, 12 in wide, and 10 in tall. Find its surface area.</w:t>
@@ -2456,7 +2460,7 @@
                       <w:rFonts w:ascii="Avenir Next" w:hAnsi="Avenir Next" w:cs="Avenir Next" w:eastAsia="Avenir Next"/>
                       <w:b/>
                       <w:color w:val="003A70"/>
-                      <w:sz w:val="17"/>
+                      <w:sz w:val="22"/>
                       <w:szCs w:val="17"/>
                     </w:rPr>
                     <w:t xml:space="preserve">Hint  </w:t>
@@ -2466,7 +2470,7 @@
                       <w:rFonts w:ascii="Avenir Next" w:hAnsi="Avenir Next" w:cs="Avenir Next" w:eastAsia="Avenir Next"/>
                       <w:i/>
                       <w:color w:val="5A5F66"/>
-                      <w:sz w:val="17"/>
+                      <w:sz w:val="22"/>
                       <w:szCs w:val="17"/>
                     </w:rPr>
                     <w:t xml:space="preserve">Every face has a matching face on the opposite side.</w:t>
@@ -2474,7 +2478,7 @@
                 </w:p>
                 <w:p>
                   <w:pPr>
-                    <w:spacing w:before="0" w:after="0" w:line="60" w:lineRule="auto"/>
+                    <w:spacing w:before="0" w:after="0" w:line="50" w:lineRule="exact"/>
                   </w:pPr>
                 </w:p>
                 <w:tbl>
@@ -2543,25 +2547,25 @@
                       <w:rFonts w:ascii="Avenir Next" w:hAnsi="Avenir Next" w:cs="Avenir Next" w:eastAsia="Avenir Next"/>
                       <w:b/>
                       <w:color w:val="1A1A1A"/>
+                      <w:sz w:val="22"/>
+                      <w:szCs w:val="18"/>
+                    </w:rPr>
+                    <w:t xml:space="preserve">Answer</w:t>
+                  </w:r>
+                  <w:r>
+                    <w:rPr>
+                      <w:rFonts w:ascii="Avenir Next" w:hAnsi="Avenir Next" w:cs="Avenir Next" w:eastAsia="Avenir Next"/>
+                      <w:color w:val="1A1A1A"/>
                       <w:sz w:val="18"/>
                       <w:szCs w:val="18"/>
                     </w:rPr>
-                    <w:t xml:space="preserve">Answer</w:t>
-                  </w:r>
-                  <w:r>
-                    <w:rPr>
-                      <w:rFonts w:ascii="Avenir Next" w:hAnsi="Avenir Next" w:cs="Avenir Next" w:eastAsia="Avenir Next"/>
-                      <w:color w:val="1A1A1A"/>
-                      <w:sz w:val="18"/>
-                      <w:szCs w:val="18"/>
-                    </w:rPr>
                     <w:tab/>
                   </w:r>
                   <w:r>
                     <w:rPr>
                       <w:rFonts w:ascii="Avenir Next" w:hAnsi="Avenir Next" w:cs="Avenir Next" w:eastAsia="Avenir Next"/>
                       <w:color w:val="1A1A1A"/>
-                      <w:sz w:val="18"/>
+                      <w:sz w:val="22"/>
                       <w:szCs w:val="18"/>
                     </w:rPr>
                     <w:t xml:space="preserve">  in²</w:t>
@@ -2582,7 +2586,7 @@
                     <w:drawing>
                       <wp:inline distT="0" distB="0" distL="0" distR="0">
                         <wp:extent cx="1097280" cy="730309"/>
-                        <wp:docPr id="2" name="Figure 2"/>
+                        <wp:docPr id="2" name="Figure 2" descr="Rectangular prism. Length 15 in, width 12 in, height 10 in."/>
                         <a:graphic xmlns:a="http://schemas.openxmlformats.org/drawingml/2006/main">
                           <a:graphicData uri="http://schemas.openxmlformats.org/drawingml/2006/picture">
                             <pic:pic xmlns:pic="http://schemas.openxmlformats.org/drawingml/2006/picture">
@@ -2617,7 +2621,7 @@
           </w:tbl>
           <w:p>
             <w:pPr>
-              <w:spacing w:before="0" w:after="0" w:line="24" w:lineRule="auto"/>
+              <w:spacing w:before="0" w:after="0" w:line="50" w:lineRule="exact"/>
             </w:pPr>
           </w:p>
         </w:tc>
@@ -2625,12 +2629,12 @@
     </w:tbl>
     <w:p>
       <w:pPr>
-        <w:spacing w:before="0" w:after="0" w:line="20" w:lineRule="exact"/>
+        <w:spacing w:before="0" w:after="0" w:line="50" w:lineRule="exact"/>
       </w:pPr>
     </w:p>
     <w:p>
       <w:pPr>
-        <w:spacing w:before="0" w:after="0" w:line="20" w:lineRule="exact"/>
+        <w:spacing w:before="0" w:after="0" w:line="50" w:lineRule="exact"/>
       </w:pPr>
     </w:p>
     <w:tbl>
@@ -2680,18 +2684,18 @@
                 <w:rFonts w:ascii="Avenir Next" w:hAnsi="Avenir Next" w:cs="Avenir Next" w:eastAsia="Avenir Next"/>
                 <w:b/>
                 <w:color w:val="1A1A1A"/>
+                <w:sz w:val="22"/>
+                <w:szCs w:val="20"/>
+              </w:rPr>
+              <w:t xml:space="preserve">8.</w:t>
+            </w:r>
+            <w:r>
+              <w:rPr>
+                <w:rFonts w:ascii="Avenir Next" w:hAnsi="Avenir Next" w:cs="Avenir Next" w:eastAsia="Avenir Next"/>
+                <w:color w:val="1A1A1A"/>
                 <w:sz w:val="20"/>
                 <w:szCs w:val="20"/>
               </w:rPr>
-              <w:t xml:space="preserve">8.</w:t>
-            </w:r>
-            <w:r>
-              <w:rPr>
-                <w:rFonts w:ascii="Avenir Next" w:hAnsi="Avenir Next" w:cs="Avenir Next" w:eastAsia="Avenir Next"/>
-                <w:color w:val="1A1A1A"/>
-                <w:sz w:val="20"/>
-                <w:szCs w:val="20"/>
-              </w:rPr>
               <w:tab/>
             </w:r>
             <w:r>
@@ -2699,7 +2703,7 @@
                 <w:rFonts w:ascii="Avenir Next" w:hAnsi="Avenir Next" w:cs="Avenir Next" w:eastAsia="Avenir Next"/>
                 <w:b/>
                 <w:color w:val="1A1A1A"/>
-                <w:sz w:val="20"/>
+                <w:sz w:val="22"/>
                 <w:szCs w:val="20"/>
               </w:rPr>
               <w:t xml:space="preserve">Painting a Crate.  </w:t>
@@ -2708,7 +2712,7 @@
               <w:rPr>
                 <w:rFonts w:ascii="Avenir Next" w:hAnsi="Avenir Next" w:cs="Avenir Next" w:eastAsia="Avenir Next"/>
                 <w:color w:val="1A1A1A"/>
-                <w:sz w:val="20"/>
+                <w:sz w:val="22"/>
                 <w:szCs w:val="20"/>
               </w:rPr>
               <w:t xml:space="preserve">A crate is 8 ft long, 5 ft wide, and 4 ft tall. One can of paint covers 40 ft².</w:t>
@@ -2725,7 +2729,7 @@
                 <w:rFonts w:ascii="Avenir Next" w:hAnsi="Avenir Next" w:cs="Avenir Next" w:eastAsia="Avenir Next"/>
                 <w:b/>
                 <w:color w:val="003A70"/>
-                <w:sz w:val="17"/>
+                <w:sz w:val="22"/>
                 <w:szCs w:val="17"/>
               </w:rPr>
               <w:t xml:space="preserve">Hint  </w:t>
@@ -2735,7 +2739,7 @@
                 <w:rFonts w:ascii="Avenir Next" w:hAnsi="Avenir Next" w:cs="Avenir Next" w:eastAsia="Avenir Next"/>
                 <w:i/>
                 <w:color w:val="5A5F66"/>
-                <w:sz w:val="17"/>
+                <w:sz w:val="22"/>
                 <w:szCs w:val="17"/>
               </w:rPr>
               <w:t xml:space="preserve">Round up: part of a can is still a whole can.</w:t>
@@ -2755,10 +2759,28 @@
                 <w:rFonts w:ascii="Avenir Next" w:hAnsi="Avenir Next" w:cs="Avenir Next" w:eastAsia="Avenir Next"/>
                 <w:b/>
                 <w:color w:val="003A70"/>
+                <w:sz w:val="22"/>
+                <w:szCs w:val="20"/>
+              </w:rPr>
+              <w:t xml:space="preserve">a.</w:t>
+            </w:r>
+            <w:r>
+              <w:rPr>
+                <w:rFonts w:ascii="Avenir Next" w:hAnsi="Avenir Next" w:cs="Avenir Next" w:eastAsia="Avenir Next"/>
+                <w:color w:val="1A1A1A"/>
                 <w:sz w:val="20"/>
                 <w:szCs w:val="20"/>
               </w:rPr>
-              <w:t xml:space="preserve">a.</w:t>
+              <w:tab/>
+            </w:r>
+            <w:r>
+              <w:rPr>
+                <w:rFonts w:ascii="Avenir Next" w:hAnsi="Avenir Next" w:cs="Avenir Next" w:eastAsia="Avenir Next"/>
+                <w:color w:val="1A1A1A"/>
+                <w:sz w:val="22"/>
+                <w:szCs w:val="20"/>
+              </w:rPr>
+              <w:t xml:space="preserve">Find the surface area.</w:t>
             </w:r>
             <w:r>
               <w:rPr>
@@ -2767,7 +2789,7 @@
                 <w:sz w:val="20"/>
                 <w:szCs w:val="20"/>
               </w:rPr>
-              <w:tab/>
+              <w:t xml:space="preserve">  </w:t>
             </w:r>
             <w:r>
               <w:rPr>
@@ -2775,24 +2797,6 @@
                 <w:color w:val="1A1A1A"/>
                 <w:sz w:val="20"/>
                 <w:szCs w:val="20"/>
-              </w:rPr>
-              <w:t xml:space="preserve">Find the surface area.</w:t>
-            </w:r>
-            <w:r>
-              <w:rPr>
-                <w:rFonts w:ascii="Avenir Next" w:hAnsi="Avenir Next" w:cs="Avenir Next" w:eastAsia="Avenir Next"/>
-                <w:color w:val="1A1A1A"/>
-                <w:sz w:val="20"/>
-                <w:szCs w:val="20"/>
-              </w:rPr>
-              <w:t xml:space="preserve">  </w:t>
-            </w:r>
-            <w:r>
-              <w:rPr>
-                <w:rFonts w:ascii="Avenir Next" w:hAnsi="Avenir Next" w:cs="Avenir Next" w:eastAsia="Avenir Next"/>
-                <w:color w:val="1A1A1A"/>
-                <w:sz w:val="20"/>
-                <w:szCs w:val="20"/>
                 <w:u w:val="single"/>
               </w:rPr>
               <w:t xml:space="preserve">                </w:t>
@@ -2801,7 +2805,7 @@
               <w:rPr>
                 <w:rFonts w:ascii="Avenir Next" w:hAnsi="Avenir Next" w:cs="Avenir Next" w:eastAsia="Avenir Next"/>
                 <w:color w:val="1A1A1A"/>
-                <w:sz w:val="20"/>
+                <w:sz w:val="22"/>
                 <w:szCs w:val="20"/>
               </w:rPr>
               <w:t xml:space="preserve"> ft²</w:t>
@@ -2821,25 +2825,25 @@
                 <w:rFonts w:ascii="Avenir Next" w:hAnsi="Avenir Next" w:cs="Avenir Next" w:eastAsia="Avenir Next"/>
                 <w:b/>
                 <w:color w:val="003A70"/>
+                <w:sz w:val="22"/>
+                <w:szCs w:val="20"/>
+              </w:rPr>
+              <w:t xml:space="preserve">b.</w:t>
+            </w:r>
+            <w:r>
+              <w:rPr>
+                <w:rFonts w:ascii="Avenir Next" w:hAnsi="Avenir Next" w:cs="Avenir Next" w:eastAsia="Avenir Next"/>
+                <w:color w:val="1A1A1A"/>
                 <w:sz w:val="20"/>
                 <w:szCs w:val="20"/>
               </w:rPr>
-              <w:t xml:space="preserve">b.</w:t>
-            </w:r>
-            <w:r>
-              <w:rPr>
-                <w:rFonts w:ascii="Avenir Next" w:hAnsi="Avenir Next" w:cs="Avenir Next" w:eastAsia="Avenir Next"/>
-                <w:color w:val="1A1A1A"/>
-                <w:sz w:val="20"/>
-                <w:szCs w:val="20"/>
-              </w:rPr>
               <w:tab/>
             </w:r>
             <w:r>
               <w:rPr>
                 <w:rFonts w:ascii="Avenir Next" w:hAnsi="Avenir Next" w:cs="Avenir Next" w:eastAsia="Avenir Next"/>
                 <w:color w:val="1A1A1A"/>
-                <w:sz w:val="20"/>
+                <w:sz w:val="22"/>
                 <w:szCs w:val="20"/>
               </w:rPr>
               <w:t xml:space="preserve">How many cans paint all six faces?</w:t>
@@ -2878,10 +2882,28 @@
                 <w:rFonts w:ascii="Avenir Next" w:hAnsi="Avenir Next" w:cs="Avenir Next" w:eastAsia="Avenir Next"/>
                 <w:b/>
                 <w:color w:val="003A70"/>
+                <w:sz w:val="22"/>
+                <w:szCs w:val="20"/>
+              </w:rPr>
+              <w:t xml:space="preserve">c.</w:t>
+            </w:r>
+            <w:r>
+              <w:rPr>
+                <w:rFonts w:ascii="Avenir Next" w:hAnsi="Avenir Next" w:cs="Avenir Next" w:eastAsia="Avenir Next"/>
+                <w:color w:val="1A1A1A"/>
                 <w:sz w:val="20"/>
                 <w:szCs w:val="20"/>
               </w:rPr>
-              <w:t xml:space="preserve">c.</w:t>
+              <w:tab/>
+            </w:r>
+            <w:r>
+              <w:rPr>
+                <w:rFonts w:ascii="Avenir Next" w:hAnsi="Avenir Next" w:cs="Avenir Next" w:eastAsia="Avenir Next"/>
+                <w:color w:val="1A1A1A"/>
+                <w:sz w:val="22"/>
+                <w:szCs w:val="20"/>
+              </w:rPr>
+              <w:t xml:space="preserve">No paint on the bottom: new area and cans</w:t>
             </w:r>
             <w:r>
               <w:rPr>
@@ -2890,7 +2912,7 @@
                 <w:sz w:val="20"/>
                 <w:szCs w:val="20"/>
               </w:rPr>
-              <w:tab/>
+              <w:t xml:space="preserve">  </w:t>
             </w:r>
             <w:r>
               <w:rPr>
@@ -2898,24 +2920,6 @@
                 <w:color w:val="1A1A1A"/>
                 <w:sz w:val="20"/>
                 <w:szCs w:val="20"/>
-              </w:rPr>
-              <w:t xml:space="preserve">No paint on the bottom: new area and cans</w:t>
-            </w:r>
-            <w:r>
-              <w:rPr>
-                <w:rFonts w:ascii="Avenir Next" w:hAnsi="Avenir Next" w:cs="Avenir Next" w:eastAsia="Avenir Next"/>
-                <w:color w:val="1A1A1A"/>
-                <w:sz w:val="20"/>
-                <w:szCs w:val="20"/>
-              </w:rPr>
-              <w:t xml:space="preserve">  </w:t>
-            </w:r>
-            <w:r>
-              <w:rPr>
-                <w:rFonts w:ascii="Avenir Next" w:hAnsi="Avenir Next" w:cs="Avenir Next" w:eastAsia="Avenir Next"/>
-                <w:color w:val="1A1A1A"/>
-                <w:sz w:val="20"/>
-                <w:szCs w:val="20"/>
                 <w:u w:val="single"/>
               </w:rPr>
               <w:t xml:space="preserve">                      </w:t>
@@ -2923,7 +2927,7 @@
           </w:p>
           <w:p>
             <w:pPr>
-              <w:spacing w:before="0" w:after="0" w:line="60" w:lineRule="auto"/>
+              <w:spacing w:before="0" w:after="0" w:line="50" w:lineRule="exact"/>
             </w:pPr>
           </w:p>
           <w:tbl>
@@ -2981,7 +2985,7 @@
           </w:tbl>
           <w:p>
             <w:pPr>
-              <w:spacing w:before="0" w:after="0" w:line="24" w:lineRule="auto"/>
+              <w:spacing w:before="0" w:after="0" w:line="50" w:lineRule="exact"/>
             </w:pPr>
           </w:p>
         </w:tc>
@@ -2989,11 +2993,12 @@
     </w:tbl>
     <w:p>
       <w:pPr>
-        <w:spacing w:before="0" w:after="0" w:line="20" w:lineRule="exact"/>
+        <w:spacing w:before="0" w:after="0" w:line="50" w:lineRule="exact"/>
       </w:pPr>
     </w:p>
     <w:p>
       <w:pPr>
+        <w:pStyle w:val="Heading2"/>
         <w:keepNext/>
         <w:pBdr>
           <w:bottom w:val="single" w:sz="8" w:space="3" w:color="003A70"/>
@@ -3009,7 +3014,7 @@
           <w:b/>
           <w:color w:val="003A70"/>
           <w:spacing w:val="14"/>
-          <w:sz w:val="19"/>
+          <w:sz w:val="22"/>
           <w:szCs w:val="19"/>
         </w:rPr>
         <w:t xml:space="preserve">FIND THE ERROR</w:t>
@@ -3028,7 +3033,7 @@
           <w:rFonts w:ascii="Avenir Next" w:hAnsi="Avenir Next" w:cs="Avenir Next" w:eastAsia="Avenir Next"/>
           <w:i/>
           <w:color w:val="5A5F66"/>
-          <w:sz w:val="17"/>
+          <w:sz w:val="22"/>
           <w:szCs w:val="17"/>
         </w:rPr>
         <w:t xml:space="preserve">explain the mistake, then fix it</w:t>
@@ -3036,7 +3041,7 @@
     </w:p>
     <w:p>
       <w:pPr>
-        <w:spacing w:before="0" w:after="0" w:line="20" w:lineRule="exact"/>
+        <w:spacing w:before="0" w:after="0" w:line="50" w:lineRule="exact"/>
       </w:pPr>
     </w:p>
     <w:tbl>
@@ -3086,18 +3091,18 @@
                 <w:rFonts w:ascii="Avenir Next" w:hAnsi="Avenir Next" w:cs="Avenir Next" w:eastAsia="Avenir Next"/>
                 <w:b/>
                 <w:color w:val="1A1A1A"/>
+                <w:sz w:val="22"/>
+                <w:szCs w:val="20"/>
+              </w:rPr>
+              <w:t xml:space="preserve">9.</w:t>
+            </w:r>
+            <w:r>
+              <w:rPr>
+                <w:rFonts w:ascii="Avenir Next" w:hAnsi="Avenir Next" w:cs="Avenir Next" w:eastAsia="Avenir Next"/>
+                <w:color w:val="1A1A1A"/>
                 <w:sz w:val="20"/>
                 <w:szCs w:val="20"/>
               </w:rPr>
-              <w:t xml:space="preserve">9.</w:t>
-            </w:r>
-            <w:r>
-              <w:rPr>
-                <w:rFonts w:ascii="Avenir Next" w:hAnsi="Avenir Next" w:cs="Avenir Next" w:eastAsia="Avenir Next"/>
-                <w:color w:val="1A1A1A"/>
-                <w:sz w:val="20"/>
-                <w:szCs w:val="20"/>
-              </w:rPr>
               <w:tab/>
             </w:r>
             <w:r>
@@ -3105,7 +3110,7 @@
                 <w:rFonts w:ascii="Avenir Next" w:hAnsi="Avenir Next" w:cs="Avenir Next" w:eastAsia="Avenir Next"/>
                 <w:b/>
                 <w:color w:val="1A1A1A"/>
-                <w:sz w:val="20"/>
+                <w:sz w:val="22"/>
                 <w:szCs w:val="20"/>
               </w:rPr>
               <w:t xml:space="preserve">Jonah’s Work.  </w:t>
@@ -3114,7 +3119,7 @@
               <w:rPr>
                 <w:rFonts w:ascii="Avenir Next" w:hAnsi="Avenir Next" w:cs="Avenir Next" w:eastAsia="Avenir Next"/>
                 <w:color w:val="1A1A1A"/>
-                <w:sz w:val="20"/>
+                <w:sz w:val="22"/>
                 <w:szCs w:val="20"/>
               </w:rPr>
               <w:t xml:space="preserve">A box is 10 cm long, 7 cm wide, and 5 cm tall. Jonah wrote: “Surface area = 10 × 7 × 5 = 350 cm².” Explain the mistake and find the surface area.</w:t>
@@ -3160,7 +3165,7 @@
                 </w:tcPr>
                 <w:p>
                   <w:pPr>
-                    <w:spacing w:before="0" w:after="0" w:line="240" w:lineRule="auto"/>
+                    <w:spacing w:before="0" w:after="0" w:line="50" w:lineRule="exact"/>
                   </w:pPr>
                 </w:p>
               </w:tc>
@@ -3180,7 +3185,7 @@
                 </w:tcPr>
                 <w:p>
                   <w:pPr>
-                    <w:spacing w:before="0" w:after="0" w:line="240" w:lineRule="auto"/>
+                    <w:spacing w:before="0" w:after="0" w:line="50" w:lineRule="exact"/>
                   </w:pPr>
                 </w:p>
               </w:tc>
@@ -3200,7 +3205,7 @@
                 </w:tcPr>
                 <w:p>
                   <w:pPr>
-                    <w:spacing w:before="0" w:after="0" w:line="240" w:lineRule="auto"/>
+                    <w:spacing w:before="0" w:after="0" w:line="50" w:lineRule="exact"/>
                   </w:pPr>
                 </w:p>
               </w:tc>
@@ -3208,7 +3213,7 @@
           </w:tbl>
           <w:p>
             <w:pPr>
-              <w:spacing w:before="0" w:after="0" w:line="24" w:lineRule="auto"/>
+              <w:spacing w:before="0" w:after="0" w:line="50" w:lineRule="exact"/>
             </w:pPr>
           </w:p>
         </w:tc>
@@ -3216,11 +3221,12 @@
     </w:tbl>
     <w:p>
       <w:pPr>
-        <w:spacing w:before="0" w:after="0" w:line="20" w:lineRule="exact"/>
+        <w:spacing w:before="0" w:after="0" w:line="50" w:lineRule="exact"/>
       </w:pPr>
     </w:p>
     <w:p>
       <w:pPr>
+        <w:pStyle w:val="Heading2"/>
         <w:keepNext/>
         <w:pBdr>
           <w:bottom w:val="single" w:sz="8" w:space="3" w:color="003A70"/>
@@ -3236,7 +3242,7 @@
           <w:b/>
           <w:color w:val="003A70"/>
           <w:spacing w:val="14"/>
-          <w:sz w:val="19"/>
+          <w:sz w:val="22"/>
           <w:szCs w:val="19"/>
         </w:rPr>
         <w:t xml:space="preserve">TEST PRACTICE</w:t>
@@ -3255,7 +3261,7 @@
           <w:rFonts w:ascii="Avenir Next" w:hAnsi="Avenir Next" w:cs="Avenir Next" w:eastAsia="Avenir Next"/>
           <w:i/>
           <w:color w:val="5A5F66"/>
-          <w:sz w:val="17"/>
+          <w:sz w:val="22"/>
           <w:szCs w:val="17"/>
         </w:rPr>
         <w:t xml:space="preserve">choose the best answer</w:t>
@@ -3263,7 +3269,7 @@
     </w:p>
     <w:p>
       <w:pPr>
-        <w:spacing w:before="0" w:after="0" w:line="20" w:lineRule="exact"/>
+        <w:spacing w:before="0" w:after="0" w:line="50" w:lineRule="exact"/>
       </w:pPr>
     </w:p>
     <w:tbl>
@@ -3313,25 +3319,25 @@
                 <w:rFonts w:ascii="Avenir Next" w:hAnsi="Avenir Next" w:cs="Avenir Next" w:eastAsia="Avenir Next"/>
                 <w:b/>
                 <w:color w:val="1A1A1A"/>
+                <w:sz w:val="22"/>
+                <w:szCs w:val="20"/>
+              </w:rPr>
+              <w:t xml:space="preserve">10.</w:t>
+            </w:r>
+            <w:r>
+              <w:rPr>
+                <w:rFonts w:ascii="Avenir Next" w:hAnsi="Avenir Next" w:cs="Avenir Next" w:eastAsia="Avenir Next"/>
+                <w:color w:val="1A1A1A"/>
                 <w:sz w:val="20"/>
                 <w:szCs w:val="20"/>
               </w:rPr>
-              <w:t xml:space="preserve">10.</w:t>
-            </w:r>
-            <w:r>
-              <w:rPr>
-                <w:rFonts w:ascii="Avenir Next" w:hAnsi="Avenir Next" w:cs="Avenir Next" w:eastAsia="Avenir Next"/>
-                <w:color w:val="1A1A1A"/>
-                <w:sz w:val="20"/>
-                <w:szCs w:val="20"/>
-              </w:rPr>
               <w:tab/>
             </w:r>
             <w:r>
               <w:rPr>
                 <w:rFonts w:ascii="Avenir Next" w:hAnsi="Avenir Next" w:cs="Avenir Next" w:eastAsia="Avenir Next"/>
                 <w:color w:val="1A1A1A"/>
-                <w:sz w:val="20"/>
+                <w:sz w:val="22"/>
                 <w:szCs w:val="20"/>
               </w:rPr>
               <w:t xml:space="preserve">A cube with 4 cm edges has a surface area of —</w:t>
@@ -3387,25 +3393,25 @@
                       <w:rFonts w:ascii="Avenir Next" w:hAnsi="Avenir Next" w:cs="Avenir Next" w:eastAsia="Avenir Next"/>
                       <w:b/>
                       <w:color w:val="003A70"/>
+                      <w:sz w:val="22"/>
+                      <w:szCs w:val="19"/>
+                    </w:rPr>
+                    <w:t xml:space="preserve">A</w:t>
+                  </w:r>
+                  <w:r>
+                    <w:rPr>
+                      <w:rFonts w:ascii="Avenir Next" w:hAnsi="Avenir Next" w:cs="Avenir Next" w:eastAsia="Avenir Next"/>
+                      <w:color w:val="1A1A1A"/>
                       <w:sz w:val="19"/>
                       <w:szCs w:val="19"/>
                     </w:rPr>
-                    <w:t xml:space="preserve">A</w:t>
-                  </w:r>
-                  <w:r>
-                    <w:rPr>
-                      <w:rFonts w:ascii="Avenir Next" w:hAnsi="Avenir Next" w:cs="Avenir Next" w:eastAsia="Avenir Next"/>
-                      <w:color w:val="1A1A1A"/>
-                      <w:sz w:val="19"/>
-                      <w:szCs w:val="19"/>
-                    </w:rPr>
                     <w:tab/>
                   </w:r>
                   <w:r>
                     <w:rPr>
                       <w:rFonts w:ascii="Avenir Next" w:hAnsi="Avenir Next" w:cs="Avenir Next" w:eastAsia="Avenir Next"/>
                       <w:color w:val="1A1A1A"/>
-                      <w:sz w:val="19"/>
+                      <w:sz w:val="22"/>
                       <w:szCs w:val="19"/>
                     </w:rPr>
                     <w:t xml:space="preserve">16 cm²</w:t>
@@ -3430,25 +3436,25 @@
                       <w:rFonts w:ascii="Avenir Next" w:hAnsi="Avenir Next" w:cs="Avenir Next" w:eastAsia="Avenir Next"/>
                       <w:b/>
                       <w:color w:val="003A70"/>
+                      <w:sz w:val="22"/>
+                      <w:szCs w:val="19"/>
+                    </w:rPr>
+                    <w:t xml:space="preserve">B</w:t>
+                  </w:r>
+                  <w:r>
+                    <w:rPr>
+                      <w:rFonts w:ascii="Avenir Next" w:hAnsi="Avenir Next" w:cs="Avenir Next" w:eastAsia="Avenir Next"/>
+                      <w:color w:val="1A1A1A"/>
                       <w:sz w:val="19"/>
                       <w:szCs w:val="19"/>
                     </w:rPr>
-                    <w:t xml:space="preserve">B</w:t>
-                  </w:r>
-                  <w:r>
-                    <w:rPr>
-                      <w:rFonts w:ascii="Avenir Next" w:hAnsi="Avenir Next" w:cs="Avenir Next" w:eastAsia="Avenir Next"/>
-                      <w:color w:val="1A1A1A"/>
-                      <w:sz w:val="19"/>
-                      <w:szCs w:val="19"/>
-                    </w:rPr>
                     <w:tab/>
                   </w:r>
                   <w:r>
                     <w:rPr>
                       <w:rFonts w:ascii="Avenir Next" w:hAnsi="Avenir Next" w:cs="Avenir Next" w:eastAsia="Avenir Next"/>
                       <w:color w:val="1A1A1A"/>
-                      <w:sz w:val="19"/>
+                      <w:sz w:val="22"/>
                       <w:szCs w:val="19"/>
                     </w:rPr>
                     <w:t xml:space="preserve">64 cm²</w:t>
@@ -3473,25 +3479,25 @@
                       <w:rFonts w:ascii="Avenir Next" w:hAnsi="Avenir Next" w:cs="Avenir Next" w:eastAsia="Avenir Next"/>
                       <w:b/>
                       <w:color w:val="003A70"/>
+                      <w:sz w:val="22"/>
+                      <w:szCs w:val="19"/>
+                    </w:rPr>
+                    <w:t xml:space="preserve">C</w:t>
+                  </w:r>
+                  <w:r>
+                    <w:rPr>
+                      <w:rFonts w:ascii="Avenir Next" w:hAnsi="Avenir Next" w:cs="Avenir Next" w:eastAsia="Avenir Next"/>
+                      <w:color w:val="1A1A1A"/>
                       <w:sz w:val="19"/>
                       <w:szCs w:val="19"/>
                     </w:rPr>
-                    <w:t xml:space="preserve">C</w:t>
-                  </w:r>
-                  <w:r>
-                    <w:rPr>
-                      <w:rFonts w:ascii="Avenir Next" w:hAnsi="Avenir Next" w:cs="Avenir Next" w:eastAsia="Avenir Next"/>
-                      <w:color w:val="1A1A1A"/>
-                      <w:sz w:val="19"/>
-                      <w:szCs w:val="19"/>
-                    </w:rPr>
                     <w:tab/>
                   </w:r>
                   <w:r>
                     <w:rPr>
                       <w:rFonts w:ascii="Avenir Next" w:hAnsi="Avenir Next" w:cs="Avenir Next" w:eastAsia="Avenir Next"/>
                       <w:color w:val="1A1A1A"/>
-                      <w:sz w:val="19"/>
+                      <w:sz w:val="22"/>
                       <w:szCs w:val="19"/>
                     </w:rPr>
                     <w:t xml:space="preserve">96 cm²</w:t>
@@ -3516,25 +3522,25 @@
                       <w:rFonts w:ascii="Avenir Next" w:hAnsi="Avenir Next" w:cs="Avenir Next" w:eastAsia="Avenir Next"/>
                       <w:b/>
                       <w:color w:val="003A70"/>
+                      <w:sz w:val="22"/>
+                      <w:szCs w:val="19"/>
+                    </w:rPr>
+                    <w:t xml:space="preserve">D</w:t>
+                  </w:r>
+                  <w:r>
+                    <w:rPr>
+                      <w:rFonts w:ascii="Avenir Next" w:hAnsi="Avenir Next" w:cs="Avenir Next" w:eastAsia="Avenir Next"/>
+                      <w:color w:val="1A1A1A"/>
                       <w:sz w:val="19"/>
                       <w:szCs w:val="19"/>
                     </w:rPr>
-                    <w:t xml:space="preserve">D</w:t>
-                  </w:r>
-                  <w:r>
-                    <w:rPr>
-                      <w:rFonts w:ascii="Avenir Next" w:hAnsi="Avenir Next" w:cs="Avenir Next" w:eastAsia="Avenir Next"/>
-                      <w:color w:val="1A1A1A"/>
-                      <w:sz w:val="19"/>
-                      <w:szCs w:val="19"/>
-                    </w:rPr>
                     <w:tab/>
                   </w:r>
                   <w:r>
                     <w:rPr>
                       <w:rFonts w:ascii="Avenir Next" w:hAnsi="Avenir Next" w:cs="Avenir Next" w:eastAsia="Avenir Next"/>
                       <w:color w:val="1A1A1A"/>
-                      <w:sz w:val="19"/>
+                      <w:sz w:val="22"/>
                       <w:szCs w:val="19"/>
                     </w:rPr>
                     <w:t xml:space="preserve">24 cm²</w:t>
@@ -3545,7 +3551,7 @@
           </w:tbl>
           <w:p>
             <w:pPr>
-              <w:spacing w:before="0" w:after="0" w:line="24" w:lineRule="auto"/>
+              <w:spacing w:before="0" w:after="0" w:line="50" w:lineRule="exact"/>
             </w:pPr>
           </w:p>
         </w:tc>
@@ -3553,12 +3559,12 @@
     </w:tbl>
     <w:p>
       <w:pPr>
-        <w:spacing w:before="0" w:after="0" w:line="20" w:lineRule="exact"/>
+        <w:spacing w:before="0" w:after="0" w:line="50" w:lineRule="exact"/>
       </w:pPr>
     </w:p>
     <w:p>
       <w:pPr>
-        <w:spacing w:before="0" w:after="0" w:line="20" w:lineRule="exact"/>
+        <w:spacing w:before="0" w:after="0" w:line="50" w:lineRule="exact"/>
       </w:pPr>
     </w:p>
     <w:tbl>
@@ -3608,25 +3614,25 @@
                 <w:rFonts w:ascii="Avenir Next" w:hAnsi="Avenir Next" w:cs="Avenir Next" w:eastAsia="Avenir Next"/>
                 <w:b/>
                 <w:color w:val="1A1A1A"/>
+                <w:sz w:val="22"/>
+                <w:szCs w:val="20"/>
+              </w:rPr>
+              <w:t xml:space="preserve">11.</w:t>
+            </w:r>
+            <w:r>
+              <w:rPr>
+                <w:rFonts w:ascii="Avenir Next" w:hAnsi="Avenir Next" w:cs="Avenir Next" w:eastAsia="Avenir Next"/>
+                <w:color w:val="1A1A1A"/>
                 <w:sz w:val="20"/>
                 <w:szCs w:val="20"/>
               </w:rPr>
-              <w:t xml:space="preserve">11.</w:t>
-            </w:r>
-            <w:r>
-              <w:rPr>
-                <w:rFonts w:ascii="Avenir Next" w:hAnsi="Avenir Next" w:cs="Avenir Next" w:eastAsia="Avenir Next"/>
-                <w:color w:val="1A1A1A"/>
-                <w:sz w:val="20"/>
-                <w:szCs w:val="20"/>
-              </w:rPr>
               <w:tab/>
             </w:r>
             <w:r>
               <w:rPr>
                 <w:rFonts w:ascii="Avenir Next" w:hAnsi="Avenir Next" w:cs="Avenir Next" w:eastAsia="Avenir Next"/>
                 <w:color w:val="1A1A1A"/>
-                <w:sz w:val="20"/>
+                <w:sz w:val="22"/>
                 <w:szCs w:val="20"/>
               </w:rPr>
               <w:t xml:space="preserve">How many pairs of matching faces does a rectangular prism have?</w:t>
@@ -3682,25 +3688,25 @@
                       <w:rFonts w:ascii="Avenir Next" w:hAnsi="Avenir Next" w:cs="Avenir Next" w:eastAsia="Avenir Next"/>
                       <w:b/>
                       <w:color w:val="003A70"/>
+                      <w:sz w:val="22"/>
+                      <w:szCs w:val="19"/>
+                    </w:rPr>
+                    <w:t xml:space="preserve">A</w:t>
+                  </w:r>
+                  <w:r>
+                    <w:rPr>
+                      <w:rFonts w:ascii="Avenir Next" w:hAnsi="Avenir Next" w:cs="Avenir Next" w:eastAsia="Avenir Next"/>
+                      <w:color w:val="1A1A1A"/>
                       <w:sz w:val="19"/>
                       <w:szCs w:val="19"/>
                     </w:rPr>
-                    <w:t xml:space="preserve">A</w:t>
-                  </w:r>
-                  <w:r>
-                    <w:rPr>
-                      <w:rFonts w:ascii="Avenir Next" w:hAnsi="Avenir Next" w:cs="Avenir Next" w:eastAsia="Avenir Next"/>
-                      <w:color w:val="1A1A1A"/>
-                      <w:sz w:val="19"/>
-                      <w:szCs w:val="19"/>
-                    </w:rPr>
                     <w:tab/>
                   </w:r>
                   <w:r>
                     <w:rPr>
                       <w:rFonts w:ascii="Avenir Next" w:hAnsi="Avenir Next" w:cs="Avenir Next" w:eastAsia="Avenir Next"/>
                       <w:color w:val="1A1A1A"/>
-                      <w:sz w:val="19"/>
+                      <w:sz w:val="22"/>
                       <w:szCs w:val="19"/>
                     </w:rPr>
                     <w:t xml:space="preserve">2</w:t>
@@ -3725,25 +3731,25 @@
                       <w:rFonts w:ascii="Avenir Next" w:hAnsi="Avenir Next" w:cs="Avenir Next" w:eastAsia="Avenir Next"/>
                       <w:b/>
                       <w:color w:val="003A70"/>
+                      <w:sz w:val="22"/>
+                      <w:szCs w:val="19"/>
+                    </w:rPr>
+                    <w:t xml:space="preserve">B</w:t>
+                  </w:r>
+                  <w:r>
+                    <w:rPr>
+                      <w:rFonts w:ascii="Avenir Next" w:hAnsi="Avenir Next" w:cs="Avenir Next" w:eastAsia="Avenir Next"/>
+                      <w:color w:val="1A1A1A"/>
                       <w:sz w:val="19"/>
                       <w:szCs w:val="19"/>
                     </w:rPr>
-                    <w:t xml:space="preserve">B</w:t>
-                  </w:r>
-                  <w:r>
-                    <w:rPr>
-                      <w:rFonts w:ascii="Avenir Next" w:hAnsi="Avenir Next" w:cs="Avenir Next" w:eastAsia="Avenir Next"/>
-                      <w:color w:val="1A1A1A"/>
-                      <w:sz w:val="19"/>
-                      <w:szCs w:val="19"/>
-                    </w:rPr>
                     <w:tab/>
                   </w:r>
                   <w:r>
                     <w:rPr>
                       <w:rFonts w:ascii="Avenir Next" w:hAnsi="Avenir Next" w:cs="Avenir Next" w:eastAsia="Avenir Next"/>
                       <w:color w:val="1A1A1A"/>
-                      <w:sz w:val="19"/>
+                      <w:sz w:val="22"/>
                       <w:szCs w:val="19"/>
                     </w:rPr>
                     <w:t xml:space="preserve">3</w:t>
@@ -3768,25 +3774,25 @@
                       <w:rFonts w:ascii="Avenir Next" w:hAnsi="Avenir Next" w:cs="Avenir Next" w:eastAsia="Avenir Next"/>
                       <w:b/>
                       <w:color w:val="003A70"/>
+                      <w:sz w:val="22"/>
+                      <w:szCs w:val="19"/>
+                    </w:rPr>
+                    <w:t xml:space="preserve">C</w:t>
+                  </w:r>
+                  <w:r>
+                    <w:rPr>
+                      <w:rFonts w:ascii="Avenir Next" w:hAnsi="Avenir Next" w:cs="Avenir Next" w:eastAsia="Avenir Next"/>
+                      <w:color w:val="1A1A1A"/>
                       <w:sz w:val="19"/>
                       <w:szCs w:val="19"/>
                     </w:rPr>
-                    <w:t xml:space="preserve">C</w:t>
-                  </w:r>
-                  <w:r>
-                    <w:rPr>
-                      <w:rFonts w:ascii="Avenir Next" w:hAnsi="Avenir Next" w:cs="Avenir Next" w:eastAsia="Avenir Next"/>
-                      <w:color w:val="1A1A1A"/>
-                      <w:sz w:val="19"/>
-                      <w:szCs w:val="19"/>
-                    </w:rPr>
                     <w:tab/>
                   </w:r>
                   <w:r>
                     <w:rPr>
                       <w:rFonts w:ascii="Avenir Next" w:hAnsi="Avenir Next" w:cs="Avenir Next" w:eastAsia="Avenir Next"/>
                       <w:color w:val="1A1A1A"/>
-                      <w:sz w:val="19"/>
+                      <w:sz w:val="22"/>
                       <w:szCs w:val="19"/>
                     </w:rPr>
                     <w:t xml:space="preserve">4</w:t>
@@ -3811,25 +3817,25 @@
                       <w:rFonts w:ascii="Avenir Next" w:hAnsi="Avenir Next" w:cs="Avenir Next" w:eastAsia="Avenir Next"/>
                       <w:b/>
                       <w:color w:val="003A70"/>
+                      <w:sz w:val="22"/>
+                      <w:szCs w:val="19"/>
+                    </w:rPr>
+                    <w:t xml:space="preserve">D</w:t>
+                  </w:r>
+                  <w:r>
+                    <w:rPr>
+                      <w:rFonts w:ascii="Avenir Next" w:hAnsi="Avenir Next" w:cs="Avenir Next" w:eastAsia="Avenir Next"/>
+                      <w:color w:val="1A1A1A"/>
                       <w:sz w:val="19"/>
                       <w:szCs w:val="19"/>
                     </w:rPr>
-                    <w:t xml:space="preserve">D</w:t>
-                  </w:r>
-                  <w:r>
-                    <w:rPr>
-                      <w:rFonts w:ascii="Avenir Next" w:hAnsi="Avenir Next" w:cs="Avenir Next" w:eastAsia="Avenir Next"/>
-                      <w:color w:val="1A1A1A"/>
-                      <w:sz w:val="19"/>
-                      <w:szCs w:val="19"/>
-                    </w:rPr>
                     <w:tab/>
                   </w:r>
                   <w:r>
                     <w:rPr>
                       <w:rFonts w:ascii="Avenir Next" w:hAnsi="Avenir Next" w:cs="Avenir Next" w:eastAsia="Avenir Next"/>
                       <w:color w:val="1A1A1A"/>
-                      <w:sz w:val="19"/>
+                      <w:sz w:val="22"/>
                       <w:szCs w:val="19"/>
                     </w:rPr>
                     <w:t xml:space="preserve">6</w:t>
@@ -3840,7 +3846,7 @@
           </w:tbl>
           <w:p>
             <w:pPr>
-              <w:spacing w:before="0" w:after="0" w:line="24" w:lineRule="auto"/>
+              <w:spacing w:before="0" w:after="0" w:line="50" w:lineRule="exact"/>
             </w:pPr>
           </w:p>
         </w:tc>
@@ -3848,11 +3854,12 @@
     </w:tbl>
     <w:p>
       <w:pPr>
-        <w:spacing w:before="0" w:after="0" w:line="20" w:lineRule="exact"/>
+        <w:spacing w:before="0" w:after="0" w:line="50" w:lineRule="exact"/>
       </w:pPr>
     </w:p>
     <w:p>
       <w:pPr>
+        <w:pStyle w:val="Heading2"/>
         <w:keepNext/>
         <w:pBdr>
           <w:bottom w:val="single" w:sz="8" w:space="3" w:color="003A70"/>
@@ -3868,7 +3875,7 @@
           <w:b/>
           <w:color w:val="003A70"/>
           <w:spacing w:val="14"/>
-          <w:sz w:val="19"/>
+          <w:sz w:val="22"/>
           <w:szCs w:val="19"/>
         </w:rPr>
         <w:t xml:space="preserve">SELF-CHECK CODE</w:t>
@@ -3887,7 +3894,7 @@
           <w:rFonts w:ascii="Avenir Next" w:hAnsi="Avenir Next" w:cs="Avenir Next" w:eastAsia="Avenir Next"/>
           <w:i/>
           <w:color w:val="5A5F66"/>
-          <w:sz w:val="17"/>
+          <w:sz w:val="22"/>
           <w:szCs w:val="17"/>
         </w:rPr>
         <w:t xml:space="preserve">find your answer · copy its letter into that problem’s box · spell a math word</w:t>
@@ -3946,7 +3953,7 @@
                 <w:rFonts w:ascii="Avenir Next" w:hAnsi="Avenir Next" w:cs="Avenir Next" w:eastAsia="Avenir Next"/>
                 <w:b/>
                 <w:color w:val="1A1A1A"/>
-                <w:sz w:val="18"/>
+                <w:sz w:val="22"/>
                 <w:szCs w:val="18"/>
               </w:rPr>
               <w:t xml:space="preserve">548</w:t>
@@ -3962,7 +3969,7 @@
                 <w:rFonts w:ascii="Avenir Next" w:hAnsi="Avenir Next" w:cs="Avenir Next" w:eastAsia="Avenir Next"/>
                 <w:b/>
                 <w:color w:val="003A70"/>
-                <w:sz w:val="18"/>
+                <w:sz w:val="22"/>
                 <w:szCs w:val="18"/>
               </w:rPr>
               <w:t xml:space="preserve">U</w:t>
@@ -3985,7 +3992,7 @@
                 <w:rFonts w:ascii="Avenir Next" w:hAnsi="Avenir Next" w:cs="Avenir Next" w:eastAsia="Avenir Next"/>
                 <w:b/>
                 <w:color w:val="1A1A1A"/>
-                <w:sz w:val="18"/>
+                <w:sz w:val="22"/>
                 <w:szCs w:val="18"/>
               </w:rPr>
               <w:t xml:space="preserve">274</w:t>
@@ -4001,7 +4008,7 @@
                 <w:rFonts w:ascii="Avenir Next" w:hAnsi="Avenir Next" w:cs="Avenir Next" w:eastAsia="Avenir Next"/>
                 <w:b/>
                 <w:color w:val="003A70"/>
-                <w:sz w:val="18"/>
+                <w:sz w:val="22"/>
                 <w:szCs w:val="18"/>
               </w:rPr>
               <w:t xml:space="preserve">Q</w:t>
@@ -4024,7 +4031,7 @@
                 <w:rFonts w:ascii="Avenir Next" w:hAnsi="Avenir Next" w:cs="Avenir Next" w:eastAsia="Avenir Next"/>
                 <w:b/>
                 <w:color w:val="1A1A1A"/>
-                <w:sz w:val="18"/>
+                <w:sz w:val="22"/>
                 <w:szCs w:val="18"/>
               </w:rPr>
               <w:t xml:space="preserve">1,800</w:t>
@@ -4040,7 +4047,7 @@
                 <w:rFonts w:ascii="Avenir Next" w:hAnsi="Avenir Next" w:cs="Avenir Next" w:eastAsia="Avenir Next"/>
                 <w:b/>
                 <w:color w:val="003A70"/>
-                <w:sz w:val="18"/>
+                <w:sz w:val="22"/>
                 <w:szCs w:val="18"/>
               </w:rPr>
               <w:t xml:space="preserve">Z</w:t>
@@ -4063,7 +4070,7 @@
                 <w:rFonts w:ascii="Avenir Next" w:hAnsi="Avenir Next" w:cs="Avenir Next" w:eastAsia="Avenir Next"/>
                 <w:b/>
                 <w:color w:val="1A1A1A"/>
-                <w:sz w:val="18"/>
+                <w:sz w:val="22"/>
                 <w:szCs w:val="18"/>
               </w:rPr>
               <w:t xml:space="preserve">900</w:t>
@@ -4079,7 +4086,7 @@
                 <w:rFonts w:ascii="Avenir Next" w:hAnsi="Avenir Next" w:cs="Avenir Next" w:eastAsia="Avenir Next"/>
                 <w:b/>
                 <w:color w:val="003A70"/>
-                <w:sz w:val="18"/>
+                <w:sz w:val="22"/>
                 <w:szCs w:val="18"/>
               </w:rPr>
               <w:t xml:space="preserve">C</w:t>
@@ -4102,7 +4109,7 @@
                 <w:rFonts w:ascii="Avenir Next" w:hAnsi="Avenir Next" w:cs="Avenir Next" w:eastAsia="Avenir Next"/>
                 <w:b/>
                 <w:color w:val="1A1A1A"/>
-                <w:sz w:val="18"/>
+                <w:sz w:val="22"/>
                 <w:szCs w:val="18"/>
               </w:rPr>
               <w:t xml:space="preserve">180</w:t>
@@ -4118,7 +4125,7 @@
                 <w:rFonts w:ascii="Avenir Next" w:hAnsi="Avenir Next" w:cs="Avenir Next" w:eastAsia="Avenir Next"/>
                 <w:b/>
                 <w:color w:val="003A70"/>
-                <w:sz w:val="18"/>
+                <w:sz w:val="22"/>
                 <w:szCs w:val="18"/>
               </w:rPr>
               <w:t xml:space="preserve">F</w:t>
@@ -4141,7 +4148,7 @@
                 <w:rFonts w:ascii="Avenir Next" w:hAnsi="Avenir Next" w:cs="Avenir Next" w:eastAsia="Avenir Next"/>
                 <w:b/>
                 <w:color w:val="1A1A1A"/>
-                <w:sz w:val="18"/>
+                <w:sz w:val="22"/>
                 <w:szCs w:val="18"/>
               </w:rPr>
               <w:t xml:space="preserve">144</w:t>
@@ -4157,7 +4164,7 @@
                 <w:rFonts w:ascii="Avenir Next" w:hAnsi="Avenir Next" w:cs="Avenir Next" w:eastAsia="Avenir Next"/>
                 <w:b/>
                 <w:color w:val="003A70"/>
-                <w:sz w:val="18"/>
+                <w:sz w:val="22"/>
                 <w:szCs w:val="18"/>
               </w:rPr>
               <w:t xml:space="preserve">S</w:t>
@@ -4180,7 +4187,7 @@
                 <w:rFonts w:ascii="Avenir Next" w:hAnsi="Avenir Next" w:cs="Avenir Next" w:eastAsia="Avenir Next"/>
                 <w:b/>
                 <w:color w:val="1A1A1A"/>
-                <w:sz w:val="18"/>
+                <w:sz w:val="22"/>
                 <w:szCs w:val="18"/>
               </w:rPr>
               <w:t xml:space="preserve">150</w:t>
@@ -4196,7 +4203,7 @@
                 <w:rFonts w:ascii="Avenir Next" w:hAnsi="Avenir Next" w:cs="Avenir Next" w:eastAsia="Avenir Next"/>
                 <w:b/>
                 <w:color w:val="003A70"/>
-                <w:sz w:val="18"/>
+                <w:sz w:val="22"/>
                 <w:szCs w:val="18"/>
               </w:rPr>
               <w:t xml:space="preserve">R</w:t>
@@ -4219,7 +4226,7 @@
                 <w:rFonts w:ascii="Avenir Next" w:hAnsi="Avenir Next" w:cs="Avenir Next" w:eastAsia="Avenir Next"/>
                 <w:b/>
                 <w:color w:val="1A1A1A"/>
-                <w:sz w:val="18"/>
+                <w:sz w:val="22"/>
                 <w:szCs w:val="18"/>
               </w:rPr>
               <w:t xml:space="preserve">62</w:t>
@@ -4235,7 +4242,7 @@
                 <w:rFonts w:ascii="Avenir Next" w:hAnsi="Avenir Next" w:cs="Avenir Next" w:eastAsia="Avenir Next"/>
                 <w:b/>
                 <w:color w:val="003A70"/>
-                <w:sz w:val="18"/>
+                <w:sz w:val="22"/>
                 <w:szCs w:val="18"/>
               </w:rPr>
               <w:t xml:space="preserve">S</w:t>
@@ -4258,7 +4265,7 @@
                 <w:rFonts w:ascii="Avenir Next" w:hAnsi="Avenir Next" w:cs="Avenir Next" w:eastAsia="Avenir Next"/>
                 <w:b/>
                 <w:color w:val="1A1A1A"/>
-                <w:sz w:val="18"/>
+                <w:sz w:val="22"/>
                 <w:szCs w:val="18"/>
               </w:rPr>
               <w:t xml:space="preserve">184</w:t>
@@ -4274,7 +4281,7 @@
                 <w:rFonts w:ascii="Avenir Next" w:hAnsi="Avenir Next" w:cs="Avenir Next" w:eastAsia="Avenir Next"/>
                 <w:b/>
                 <w:color w:val="003A70"/>
-                <w:sz w:val="18"/>
+                <w:sz w:val="22"/>
                 <w:szCs w:val="18"/>
               </w:rPr>
               <w:t xml:space="preserve">E</w:t>
@@ -4297,7 +4304,7 @@
                 <w:rFonts w:ascii="Avenir Next" w:hAnsi="Avenir Next" w:cs="Avenir Next" w:eastAsia="Avenir Next"/>
                 <w:b/>
                 <w:color w:val="1A1A1A"/>
-                <w:sz w:val="18"/>
+                <w:sz w:val="22"/>
                 <w:szCs w:val="18"/>
               </w:rPr>
               <w:t xml:space="preserve">864</w:t>
@@ -4313,7 +4320,7 @@
                 <w:rFonts w:ascii="Avenir Next" w:hAnsi="Avenir Next" w:cs="Avenir Next" w:eastAsia="Avenir Next"/>
                 <w:b/>
                 <w:color w:val="003A70"/>
-                <w:sz w:val="18"/>
+                <w:sz w:val="22"/>
                 <w:szCs w:val="18"/>
               </w:rPr>
               <w:t xml:space="preserve">A</w:t>
@@ -4324,7 +4331,7 @@
     </w:tbl>
     <w:p>
       <w:pPr>
-        <w:spacing w:before="0" w:after="0" w:line="60" w:lineRule="auto"/>
+        <w:spacing w:before="0" w:after="0" w:line="50" w:lineRule="exact"/>
       </w:pPr>
     </w:p>
     <w:tbl>
@@ -4535,7 +4542,7 @@
     </w:tbl>
     <w:p>
       <w:pPr>
-        <w:spacing w:before="0" w:after="0" w:line="40" w:lineRule="auto"/>
+        <w:spacing w:before="0" w:after="0" w:line="50" w:lineRule="exact"/>
       </w:pPr>
     </w:p>
     <w:tbl>
@@ -4577,6 +4584,7 @@
           </w:tcPr>
           <w:p>
             <w:pPr>
+              <w:pStyle w:val="Heading2"/>
               <w:spacing w:before="0" w:after="0" w:line="240" w:lineRule="auto"/>
             </w:pPr>
             <w:r>
@@ -4614,7 +4622,7 @@
               <w:rPr>
                 <w:rFonts w:ascii="Avenir Next" w:hAnsi="Avenir Next" w:cs="Avenir Next" w:eastAsia="Avenir Next"/>
                 <w:color w:val="1A1A1A"/>
-                <w:sz w:val="17"/>
+                <w:sz w:val="22"/>
                 <w:szCs w:val="17"/>
               </w:rPr>
               <w:t xml:space="preserve">  I can do this on my own</w:t>
@@ -4643,7 +4651,7 @@
               <w:rPr>
                 <w:rFonts w:ascii="Avenir Next" w:hAnsi="Avenir Next" w:cs="Avenir Next" w:eastAsia="Avenir Next"/>
                 <w:color w:val="1A1A1A"/>
-                <w:sz w:val="17"/>
+                <w:sz w:val="22"/>
                 <w:szCs w:val="17"/>
               </w:rPr>
               <w:t xml:space="preserve">  I need a little help</w:t>
@@ -4672,7 +4680,7 @@
               <w:rPr>
                 <w:rFonts w:ascii="Avenir Next" w:hAnsi="Avenir Next" w:cs="Avenir Next" w:eastAsia="Avenir Next"/>
                 <w:color w:val="1A1A1A"/>
-                <w:sz w:val="17"/>
+                <w:sz w:val="22"/>
                 <w:szCs w:val="17"/>
               </w:rPr>
               <w:t xml:space="preserve">  I have a question about #</w:t>
@@ -4693,7 +4701,7 @@
     </w:tbl>
     <w:p>
       <w:pPr>
-        <w:spacing w:before="0" w:after="0" w:line="20" w:lineRule="exact"/>
+        <w:spacing w:before="0" w:after="0" w:line="50" w:lineRule="exact"/>
       </w:pPr>
     </w:p>
     <w:sectPr>
@@ -4779,7 +4787,106 @@
               <w:sz w:val="15"/>
               <w:szCs w:val="15"/>
             </w:rPr>
-            <w:t xml:space="preserve">Lesson 5-7  ·  Session 1  ·  Practice Form A</w:t>
+            <w:t xml:space="preserve">5-7 · Page </w:t>
+          </w:r>
+          <w:r>
+            <w:rPr>
+              <w:rFonts w:ascii="Avenir Next" w:hAnsi="Avenir Next" w:cs="Avenir Next" w:eastAsia="Avenir Next"/>
+              <w:color w:val="5A5F66"/>
+              <w:sz w:val="15"/>
+              <w:szCs w:val="15"/>
+            </w:rPr>
+            <w:fldChar w:fldCharType="begin"/>
+          </w:r>
+          <w:r>
+            <w:rPr>
+              <w:rFonts w:ascii="Avenir Next" w:hAnsi="Avenir Next" w:cs="Avenir Next" w:eastAsia="Avenir Next"/>
+              <w:color w:val="5A5F66"/>
+              <w:sz w:val="15"/>
+              <w:szCs w:val="15"/>
+            </w:rPr>
+            <w:instrText xml:space="preserve"> PAGE </w:instrText>
+          </w:r>
+          <w:r>
+            <w:rPr>
+              <w:rFonts w:ascii="Avenir Next" w:hAnsi="Avenir Next" w:cs="Avenir Next" w:eastAsia="Avenir Next"/>
+              <w:color w:val="5A5F66"/>
+              <w:sz w:val="15"/>
+              <w:szCs w:val="15"/>
+            </w:rPr>
+            <w:fldChar w:fldCharType="separate"/>
+          </w:r>
+          <w:r>
+            <w:rPr>
+              <w:rFonts w:ascii="Avenir Next" w:hAnsi="Avenir Next" w:cs="Avenir Next" w:eastAsia="Avenir Next"/>
+              <w:color w:val="5A5F66"/>
+              <w:sz w:val="15"/>
+              <w:szCs w:val="15"/>
+            </w:rPr>
+            <w:t xml:space="preserve">1</w:t>
+          </w:r>
+          <w:r>
+            <w:rPr>
+              <w:rFonts w:ascii="Avenir Next" w:hAnsi="Avenir Next" w:cs="Avenir Next" w:eastAsia="Avenir Next"/>
+              <w:color w:val="5A5F66"/>
+              <w:sz w:val="15"/>
+              <w:szCs w:val="15"/>
+            </w:rPr>
+            <w:fldChar w:fldCharType="end"/>
+          </w:r>
+          <w:r>
+            <w:rPr>
+              <w:rFonts w:ascii="Avenir Next" w:hAnsi="Avenir Next" w:cs="Avenir Next" w:eastAsia="Avenir Next"/>
+              <w:color w:val="5A5F66"/>
+              <w:sz w:val="15"/>
+              <w:szCs w:val="15"/>
+            </w:rPr>
+            <w:t xml:space="preserve"> of </w:t>
+          </w:r>
+          <w:r>
+            <w:rPr>
+              <w:rFonts w:ascii="Avenir Next" w:hAnsi="Avenir Next" w:cs="Avenir Next" w:eastAsia="Avenir Next"/>
+              <w:color w:val="5A5F66"/>
+              <w:sz w:val="15"/>
+              <w:szCs w:val="15"/>
+            </w:rPr>
+            <w:fldChar w:fldCharType="begin"/>
+          </w:r>
+          <w:r>
+            <w:rPr>
+              <w:rFonts w:ascii="Avenir Next" w:hAnsi="Avenir Next" w:cs="Avenir Next" w:eastAsia="Avenir Next"/>
+              <w:color w:val="5A5F66"/>
+              <w:sz w:val="15"/>
+              <w:szCs w:val="15"/>
+            </w:rPr>
+            <w:instrText xml:space="preserve"> NUMPAGES </w:instrText>
+          </w:r>
+          <w:r>
+            <w:rPr>
+              <w:rFonts w:ascii="Avenir Next" w:hAnsi="Avenir Next" w:cs="Avenir Next" w:eastAsia="Avenir Next"/>
+              <w:color w:val="5A5F66"/>
+              <w:sz w:val="15"/>
+              <w:szCs w:val="15"/>
+            </w:rPr>
+            <w:fldChar w:fldCharType="separate"/>
+          </w:r>
+          <w:r>
+            <w:rPr>
+              <w:rFonts w:ascii="Avenir Next" w:hAnsi="Avenir Next" w:cs="Avenir Next" w:eastAsia="Avenir Next"/>
+              <w:color w:val="5A5F66"/>
+              <w:sz w:val="15"/>
+              <w:szCs w:val="15"/>
+            </w:rPr>
+            <w:t xml:space="preserve">1</w:t>
+          </w:r>
+          <w:r>
+            <w:rPr>
+              <w:rFonts w:ascii="Avenir Next" w:hAnsi="Avenir Next" w:cs="Avenir Next" w:eastAsia="Avenir Next"/>
+              <w:color w:val="5A5F66"/>
+              <w:sz w:val="15"/>
+              <w:szCs w:val="15"/>
+            </w:rPr>
+            <w:fldChar w:fldCharType="end"/>
           </w:r>
         </w:p>
       </w:tc>
@@ -4822,5 +4929,23 @@
       </w:tblCellMar>
     </w:tblPr>
   </w:style>
+  <w:style w:type="paragraph" w:styleId="Heading1">
+    <w:name w:val="heading 1"/>
+    <w:basedOn w:val="Normal"/>
+    <w:pPr>
+      <w:outlineLvl w:val="0"/>
+      <w:keepNext w:val="0"/>
+      <w:keepLines w:val="0"/>
+    </w:pPr>
+  </w:style>
+  <w:style w:type="paragraph" w:styleId="Heading2">
+    <w:name w:val="heading 2"/>
+    <w:basedOn w:val="Normal"/>
+    <w:pPr>
+      <w:outlineLvl w:val="1"/>
+      <w:keepNext w:val="0"/>
+      <w:keepLines w:val="0"/>
+    </w:pPr>
+  </w:style>
 </w:styles>
 </file>